--- a/documentos-fonte/POP_ELIOS2.docx
+++ b/documentos-fonte/POP_ELIOS2.docx
@@ -84,6 +84,8 @@
     <w:p>
       <w:r>
         <w:br/>
+      </w:r>
+      <w:r>
         <w:br/>
       </w:r>
     </w:p>
@@ -98,7 +100,7 @@
           <w:sz w:val="36"/>
           <w:szCs w:val="36"/>
         </w:rPr>
-        <w:t xml:space="preserve">POP - PROCEDIMENTO OPERACIONAL PADRÃO</w:t>
+        <w:t>POP - PROCEDIMENTO OPERACIONAL PADRÃO</w:t>
       </w:r>
     </w:p>
     <w:p>
@@ -341,7 +343,11 @@
           </w:pPr>
           <w:r>
             <w:fldChar w:fldCharType="begin"/>
+          </w:r>
+          <w:r>
             <w:instrText xml:space="preserve"> TOC \o "1-1" \h </w:instrText>
+          </w:r>
+          <w:r>
             <w:fldChar w:fldCharType="separate"/>
           </w:r>
           <w:hyperlink w:anchor="_Toc233970130" w:history="1">
@@ -369,10 +375,20 @@
             </w:r>
             <w:r>
               <w:tab/>
+            </w:r>
+            <w:r>
               <w:fldChar w:fldCharType="begin"/>
+            </w:r>
+            <w:r>
               <w:instrText xml:space="preserve"> PAGEREF _Toc233970130 \h </w:instrText>
+            </w:r>
+            <w:r>
               <w:fldChar w:fldCharType="separate"/>
+            </w:r>
+            <w:r>
               <w:t>6</w:t>
+            </w:r>
+            <w:r>
               <w:fldChar w:fldCharType="end"/>
             </w:r>
           </w:hyperlink>
@@ -398,10 +414,20 @@
             </w:r>
             <w:r>
               <w:tab/>
+            </w:r>
+            <w:r>
               <w:fldChar w:fldCharType="begin"/>
+            </w:r>
+            <w:r>
               <w:instrText xml:space="preserve"> PAGEREF _Toc233970131 \h </w:instrText>
+            </w:r>
+            <w:r>
               <w:fldChar w:fldCharType="separate"/>
+            </w:r>
+            <w:r>
               <w:t>6</w:t>
+            </w:r>
+            <w:r>
               <w:fldChar w:fldCharType="end"/>
             </w:r>
           </w:hyperlink>
@@ -427,10 +453,20 @@
             </w:r>
             <w:r>
               <w:tab/>
+            </w:r>
+            <w:r>
               <w:fldChar w:fldCharType="begin"/>
+            </w:r>
+            <w:r>
               <w:instrText xml:space="preserve"> PAGEREF _Toc233970132 \h </w:instrText>
+            </w:r>
+            <w:r>
               <w:fldChar w:fldCharType="separate"/>
+            </w:r>
+            <w:r>
               <w:t>6</w:t>
+            </w:r>
+            <w:r>
               <w:fldChar w:fldCharType="end"/>
             </w:r>
           </w:hyperlink>
@@ -456,10 +492,20 @@
             </w:r>
             <w:r>
               <w:tab/>
+            </w:r>
+            <w:r>
               <w:fldChar w:fldCharType="begin"/>
+            </w:r>
+            <w:r>
               <w:instrText xml:space="preserve"> PAGEREF _Toc233970133 \h </w:instrText>
+            </w:r>
+            <w:r>
               <w:fldChar w:fldCharType="separate"/>
+            </w:r>
+            <w:r>
               <w:t>7</w:t>
+            </w:r>
+            <w:r>
               <w:fldChar w:fldCharType="end"/>
             </w:r>
           </w:hyperlink>
@@ -487,10 +533,20 @@
             </w:r>
             <w:r>
               <w:tab/>
+            </w:r>
+            <w:r>
               <w:fldChar w:fldCharType="begin"/>
+            </w:r>
+            <w:r>
               <w:instrText xml:space="preserve"> PAGEREF _Toc233970134 \h </w:instrText>
+            </w:r>
+            <w:r>
               <w:fldChar w:fldCharType="separate"/>
+            </w:r>
+            <w:r>
               <w:t>7</w:t>
+            </w:r>
+            <w:r>
               <w:fldChar w:fldCharType="end"/>
             </w:r>
           </w:hyperlink>
@@ -516,10 +572,20 @@
             </w:r>
             <w:r>
               <w:tab/>
+            </w:r>
+            <w:r>
               <w:fldChar w:fldCharType="begin"/>
+            </w:r>
+            <w:r>
               <w:instrText xml:space="preserve"> PAGEREF _Toc233970135 \h </w:instrText>
+            </w:r>
+            <w:r>
               <w:fldChar w:fldCharType="separate"/>
+            </w:r>
+            <w:r>
               <w:t>7</w:t>
+            </w:r>
+            <w:r>
               <w:fldChar w:fldCharType="end"/>
             </w:r>
           </w:hyperlink>
@@ -545,10 +611,20 @@
             </w:r>
             <w:r>
               <w:tab/>
+            </w:r>
+            <w:r>
               <w:fldChar w:fldCharType="begin"/>
+            </w:r>
+            <w:r>
               <w:instrText xml:space="preserve"> PAGEREF _Toc233970136 \h </w:instrText>
+            </w:r>
+            <w:r>
               <w:fldChar w:fldCharType="separate"/>
+            </w:r>
+            <w:r>
               <w:t>8</w:t>
+            </w:r>
+            <w:r>
               <w:fldChar w:fldCharType="end"/>
             </w:r>
           </w:hyperlink>
@@ -576,10 +652,20 @@
             </w:r>
             <w:r>
               <w:tab/>
+            </w:r>
+            <w:r>
               <w:fldChar w:fldCharType="begin"/>
+            </w:r>
+            <w:r>
               <w:instrText xml:space="preserve"> PAGEREF _Toc233970137 \h </w:instrText>
+            </w:r>
+            <w:r>
               <w:fldChar w:fldCharType="separate"/>
+            </w:r>
+            <w:r>
               <w:t>8</w:t>
+            </w:r>
+            <w:r>
               <w:fldChar w:fldCharType="end"/>
             </w:r>
           </w:hyperlink>
@@ -601,14 +687,24 @@
               <w:rPr>
                 <w:rStyle w:val="Hyperlink"/>
               </w:rPr>
-              <w:t xml:space="preserve">3.1 Seleção de Carga Útil</w:t>
+              <w:t>3.1 Seleção de Carga Útil</w:t>
             </w:r>
             <w:r>
               <w:tab/>
+            </w:r>
+            <w:r>
               <w:fldChar w:fldCharType="begin"/>
+            </w:r>
+            <w:r>
               <w:instrText xml:space="preserve"> PAGEREF _Toc233970138 \h </w:instrText>
+            </w:r>
+            <w:r>
               <w:fldChar w:fldCharType="separate"/>
+            </w:r>
+            <w:r>
               <w:t>8</w:t>
+            </w:r>
+            <w:r>
               <w:fldChar w:fldCharType="end"/>
             </w:r>
           </w:hyperlink>
@@ -634,10 +730,20 @@
             </w:r>
             <w:r>
               <w:tab/>
+            </w:r>
+            <w:r>
               <w:fldChar w:fldCharType="begin"/>
+            </w:r>
+            <w:r>
               <w:instrText xml:space="preserve"> PAGEREF _Toc233970139 \h </w:instrText>
+            </w:r>
+            <w:r>
               <w:fldChar w:fldCharType="separate"/>
+            </w:r>
+            <w:r>
               <w:t>9</w:t>
+            </w:r>
+            <w:r>
               <w:fldChar w:fldCharType="end"/>
             </w:r>
           </w:hyperlink>
@@ -663,10 +769,20 @@
             </w:r>
             <w:r>
               <w:tab/>
+            </w:r>
+            <w:r>
               <w:fldChar w:fldCharType="begin"/>
+            </w:r>
+            <w:r>
               <w:instrText xml:space="preserve"> PAGEREF _Toc233970140 \h </w:instrText>
+            </w:r>
+            <w:r>
               <w:fldChar w:fldCharType="separate"/>
+            </w:r>
+            <w:r>
               <w:t>9</w:t>
+            </w:r>
+            <w:r>
               <w:fldChar w:fldCharType="end"/>
             </w:r>
           </w:hyperlink>
@@ -694,10 +810,20 @@
             </w:r>
             <w:r>
               <w:tab/>
+            </w:r>
+            <w:r>
               <w:fldChar w:fldCharType="begin"/>
+            </w:r>
+            <w:r>
               <w:instrText xml:space="preserve"> PAGEREF _Toc233970141 \h </w:instrText>
+            </w:r>
+            <w:r>
               <w:fldChar w:fldCharType="separate"/>
+            </w:r>
+            <w:r>
               <w:t>9</w:t>
+            </w:r>
+            <w:r>
               <w:fldChar w:fldCharType="end"/>
             </w:r>
           </w:hyperlink>
@@ -723,10 +849,20 @@
             </w:r>
             <w:r>
               <w:tab/>
+            </w:r>
+            <w:r>
               <w:fldChar w:fldCharType="begin"/>
+            </w:r>
+            <w:r>
               <w:instrText xml:space="preserve"> PAGEREF _Toc233970142 \h </w:instrText>
+            </w:r>
+            <w:r>
               <w:fldChar w:fldCharType="separate"/>
+            </w:r>
+            <w:r>
               <w:t>10</w:t>
+            </w:r>
+            <w:r>
               <w:fldChar w:fldCharType="end"/>
             </w:r>
           </w:hyperlink>
@@ -752,10 +888,20 @@
             </w:r>
             <w:r>
               <w:tab/>
+            </w:r>
+            <w:r>
               <w:fldChar w:fldCharType="begin"/>
+            </w:r>
+            <w:r>
               <w:instrText xml:space="preserve"> PAGEREF _Toc233970143 \h </w:instrText>
+            </w:r>
+            <w:r>
               <w:fldChar w:fldCharType="separate"/>
+            </w:r>
+            <w:r>
               <w:t>10</w:t>
+            </w:r>
+            <w:r>
               <w:fldChar w:fldCharType="end"/>
             </w:r>
           </w:hyperlink>
@@ -781,10 +927,20 @@
             </w:r>
             <w:r>
               <w:tab/>
+            </w:r>
+            <w:r>
               <w:fldChar w:fldCharType="begin"/>
+            </w:r>
+            <w:r>
               <w:instrText xml:space="preserve"> PAGEREF _Toc233970144 \h </w:instrText>
+            </w:r>
+            <w:r>
               <w:fldChar w:fldCharType="separate"/>
+            </w:r>
+            <w:r>
               <w:t>11</w:t>
+            </w:r>
+            <w:r>
               <w:fldChar w:fldCharType="end"/>
             </w:r>
           </w:hyperlink>
@@ -810,10 +966,20 @@
             </w:r>
             <w:r>
               <w:tab/>
+            </w:r>
+            <w:r>
               <w:fldChar w:fldCharType="begin"/>
+            </w:r>
+            <w:r>
               <w:instrText xml:space="preserve"> PAGEREF _Toc233970145 \h </w:instrText>
+            </w:r>
+            <w:r>
               <w:fldChar w:fldCharType="separate"/>
+            </w:r>
+            <w:r>
               <w:t>11</w:t>
+            </w:r>
+            <w:r>
               <w:fldChar w:fldCharType="end"/>
             </w:r>
           </w:hyperlink>
@@ -839,10 +1005,20 @@
             </w:r>
             <w:r>
               <w:tab/>
+            </w:r>
+            <w:r>
               <w:fldChar w:fldCharType="begin"/>
+            </w:r>
+            <w:r>
               <w:instrText xml:space="preserve"> PAGEREF _Toc233970146 \h </w:instrText>
+            </w:r>
+            <w:r>
               <w:fldChar w:fldCharType="separate"/>
+            </w:r>
+            <w:r>
               <w:t>11</w:t>
+            </w:r>
+            <w:r>
               <w:fldChar w:fldCharType="end"/>
             </w:r>
           </w:hyperlink>
@@ -870,10 +1046,20 @@
             </w:r>
             <w:r>
               <w:tab/>
+            </w:r>
+            <w:r>
               <w:fldChar w:fldCharType="begin"/>
+            </w:r>
+            <w:r>
               <w:instrText xml:space="preserve"> PAGEREF _Toc233970147 \h </w:instrText>
+            </w:r>
+            <w:r>
               <w:fldChar w:fldCharType="separate"/>
+            </w:r>
+            <w:r>
               <w:t>12</w:t>
+            </w:r>
+            <w:r>
               <w:fldChar w:fldCharType="end"/>
             </w:r>
           </w:hyperlink>
@@ -899,10 +1085,20 @@
             </w:r>
             <w:r>
               <w:tab/>
+            </w:r>
+            <w:r>
               <w:fldChar w:fldCharType="begin"/>
+            </w:r>
+            <w:r>
               <w:instrText xml:space="preserve"> PAGEREF _Toc233970148 \h </w:instrText>
+            </w:r>
+            <w:r>
               <w:fldChar w:fldCharType="separate"/>
+            </w:r>
+            <w:r>
               <w:t>12</w:t>
+            </w:r>
+            <w:r>
               <w:fldChar w:fldCharType="end"/>
             </w:r>
           </w:hyperlink>
@@ -928,10 +1124,20 @@
             </w:r>
             <w:r>
               <w:tab/>
+            </w:r>
+            <w:r>
               <w:fldChar w:fldCharType="begin"/>
+            </w:r>
+            <w:r>
               <w:instrText xml:space="preserve"> PAGEREF _Toc233970149 \h </w:instrText>
+            </w:r>
+            <w:r>
               <w:fldChar w:fldCharType="separate"/>
+            </w:r>
+            <w:r>
               <w:t>12</w:t>
+            </w:r>
+            <w:r>
               <w:fldChar w:fldCharType="end"/>
             </w:r>
           </w:hyperlink>
@@ -959,10 +1165,20 @@
             </w:r>
             <w:r>
               <w:tab/>
+            </w:r>
+            <w:r>
               <w:fldChar w:fldCharType="begin"/>
+            </w:r>
+            <w:r>
               <w:instrText xml:space="preserve"> PAGEREF _Toc233970150 \h </w:instrText>
+            </w:r>
+            <w:r>
               <w:fldChar w:fldCharType="separate"/>
+            </w:r>
+            <w:r>
               <w:t>13</w:t>
+            </w:r>
+            <w:r>
               <w:fldChar w:fldCharType="end"/>
             </w:r>
           </w:hyperlink>
@@ -988,10 +1204,20 @@
             </w:r>
             <w:r>
               <w:tab/>
+            </w:r>
+            <w:r>
               <w:fldChar w:fldCharType="begin"/>
+            </w:r>
+            <w:r>
               <w:instrText xml:space="preserve"> PAGEREF _Toc233970151 \h </w:instrText>
+            </w:r>
+            <w:r>
               <w:fldChar w:fldCharType="separate"/>
+            </w:r>
+            <w:r>
               <w:t>13</w:t>
+            </w:r>
+            <w:r>
               <w:fldChar w:fldCharType="end"/>
             </w:r>
           </w:hyperlink>
@@ -1017,10 +1243,20 @@
             </w:r>
             <w:r>
               <w:tab/>
+            </w:r>
+            <w:r>
               <w:fldChar w:fldCharType="begin"/>
+            </w:r>
+            <w:r>
               <w:instrText xml:space="preserve"> PAGEREF _Toc233970152 \h </w:instrText>
+            </w:r>
+            <w:r>
               <w:fldChar w:fldCharType="separate"/>
+            </w:r>
+            <w:r>
               <w:t>13</w:t>
+            </w:r>
+            <w:r>
               <w:fldChar w:fldCharType="end"/>
             </w:r>
           </w:hyperlink>
@@ -1046,10 +1282,20 @@
             </w:r>
             <w:r>
               <w:tab/>
+            </w:r>
+            <w:r>
               <w:fldChar w:fldCharType="begin"/>
+            </w:r>
+            <w:r>
               <w:instrText xml:space="preserve"> PAGEREF _Toc233970153 \h </w:instrText>
+            </w:r>
+            <w:r>
               <w:fldChar w:fldCharType="separate"/>
+            </w:r>
+            <w:r>
               <w:t>13</w:t>
+            </w:r>
+            <w:r>
               <w:fldChar w:fldCharType="end"/>
             </w:r>
           </w:hyperlink>
@@ -1077,10 +1323,20 @@
             </w:r>
             <w:r>
               <w:tab/>
+            </w:r>
+            <w:r>
               <w:fldChar w:fldCharType="begin"/>
+            </w:r>
+            <w:r>
               <w:instrText xml:space="preserve"> PAGEREF _Toc233970154 \h </w:instrText>
+            </w:r>
+            <w:r>
               <w:fldChar w:fldCharType="separate"/>
+            </w:r>
+            <w:r>
               <w:t>13</w:t>
+            </w:r>
+            <w:r>
               <w:fldChar w:fldCharType="end"/>
             </w:r>
           </w:hyperlink>
@@ -1106,10 +1362,20 @@
             </w:r>
             <w:r>
               <w:tab/>
+            </w:r>
+            <w:r>
               <w:fldChar w:fldCharType="begin"/>
+            </w:r>
+            <w:r>
               <w:instrText xml:space="preserve"> PAGEREF _Toc233970155 \h </w:instrText>
+            </w:r>
+            <w:r>
               <w:fldChar w:fldCharType="separate"/>
+            </w:r>
+            <w:r>
               <w:t>13</w:t>
+            </w:r>
+            <w:r>
               <w:fldChar w:fldCharType="end"/>
             </w:r>
           </w:hyperlink>
@@ -1135,10 +1401,20 @@
             </w:r>
             <w:r>
               <w:tab/>
+            </w:r>
+            <w:r>
               <w:fldChar w:fldCharType="begin"/>
+            </w:r>
+            <w:r>
               <w:instrText xml:space="preserve"> PAGEREF _Toc233970156 \h </w:instrText>
+            </w:r>
+            <w:r>
               <w:fldChar w:fldCharType="separate"/>
+            </w:r>
+            <w:r>
               <w:t>14</w:t>
+            </w:r>
+            <w:r>
               <w:fldChar w:fldCharType="end"/>
             </w:r>
           </w:hyperlink>
@@ -1164,10 +1440,20 @@
             </w:r>
             <w:r>
               <w:tab/>
+            </w:r>
+            <w:r>
               <w:fldChar w:fldCharType="begin"/>
+            </w:r>
+            <w:r>
               <w:instrText xml:space="preserve"> PAGEREF _Toc233970157 \h </w:instrText>
+            </w:r>
+            <w:r>
               <w:fldChar w:fldCharType="separate"/>
+            </w:r>
+            <w:r>
               <w:t>14</w:t>
+            </w:r>
+            <w:r>
               <w:fldChar w:fldCharType="end"/>
             </w:r>
           </w:hyperlink>
@@ -1193,10 +1479,20 @@
             </w:r>
             <w:r>
               <w:tab/>
+            </w:r>
+            <w:r>
               <w:fldChar w:fldCharType="begin"/>
+            </w:r>
+            <w:r>
               <w:instrText xml:space="preserve"> PAGEREF _Toc233970158 \h </w:instrText>
+            </w:r>
+            <w:r>
               <w:fldChar w:fldCharType="separate"/>
+            </w:r>
+            <w:r>
               <w:t>15</w:t>
+            </w:r>
+            <w:r>
               <w:fldChar w:fldCharType="end"/>
             </w:r>
           </w:hyperlink>
@@ -1222,10 +1518,20 @@
             </w:r>
             <w:r>
               <w:tab/>
+            </w:r>
+            <w:r>
               <w:fldChar w:fldCharType="begin"/>
+            </w:r>
+            <w:r>
               <w:instrText xml:space="preserve"> PAGEREF _Toc233970159 \h </w:instrText>
+            </w:r>
+            <w:r>
               <w:fldChar w:fldCharType="separate"/>
+            </w:r>
+            <w:r>
               <w:t>15</w:t>
+            </w:r>
+            <w:r>
               <w:fldChar w:fldCharType="end"/>
             </w:r>
           </w:hyperlink>
@@ -1253,10 +1559,20 @@
             </w:r>
             <w:r>
               <w:tab/>
+            </w:r>
+            <w:r>
               <w:fldChar w:fldCharType="begin"/>
+            </w:r>
+            <w:r>
               <w:instrText xml:space="preserve"> PAGEREF _Toc233970160 \h </w:instrText>
+            </w:r>
+            <w:r>
               <w:fldChar w:fldCharType="separate"/>
+            </w:r>
+            <w:r>
               <w:t>15</w:t>
+            </w:r>
+            <w:r>
               <w:fldChar w:fldCharType="end"/>
             </w:r>
           </w:hyperlink>
@@ -1282,10 +1598,20 @@
             </w:r>
             <w:r>
               <w:tab/>
+            </w:r>
+            <w:r>
               <w:fldChar w:fldCharType="begin"/>
+            </w:r>
+            <w:r>
               <w:instrText xml:space="preserve"> PAGEREF _Toc233970161 \h </w:instrText>
+            </w:r>
+            <w:r>
               <w:fldChar w:fldCharType="separate"/>
+            </w:r>
+            <w:r>
               <w:t>15</w:t>
+            </w:r>
+            <w:r>
               <w:fldChar w:fldCharType="end"/>
             </w:r>
           </w:hyperlink>
@@ -1313,10 +1639,20 @@
             </w:r>
             <w:r>
               <w:tab/>
+            </w:r>
+            <w:r>
               <w:fldChar w:fldCharType="begin"/>
+            </w:r>
+            <w:r>
               <w:instrText xml:space="preserve"> PAGEREF _Toc233970162 \h </w:instrText>
+            </w:r>
+            <w:r>
               <w:fldChar w:fldCharType="separate"/>
+            </w:r>
+            <w:r>
               <w:t>16</w:t>
+            </w:r>
+            <w:r>
               <w:fldChar w:fldCharType="end"/>
             </w:r>
           </w:hyperlink>
@@ -1342,10 +1678,20 @@
             </w:r>
             <w:r>
               <w:tab/>
+            </w:r>
+            <w:r>
               <w:fldChar w:fldCharType="begin"/>
+            </w:r>
+            <w:r>
               <w:instrText xml:space="preserve"> PAGEREF _Toc233970163 \h </w:instrText>
+            </w:r>
+            <w:r>
               <w:fldChar w:fldCharType="separate"/>
+            </w:r>
+            <w:r>
               <w:t>16</w:t>
+            </w:r>
+            <w:r>
               <w:fldChar w:fldCharType="end"/>
             </w:r>
           </w:hyperlink>
@@ -1371,10 +1717,20 @@
             </w:r>
             <w:r>
               <w:tab/>
+            </w:r>
+            <w:r>
               <w:fldChar w:fldCharType="begin"/>
+            </w:r>
+            <w:r>
               <w:instrText xml:space="preserve"> PAGEREF _Toc233970164 \h </w:instrText>
+            </w:r>
+            <w:r>
               <w:fldChar w:fldCharType="separate"/>
+            </w:r>
+            <w:r>
               <w:t>16</w:t>
+            </w:r>
+            <w:r>
               <w:fldChar w:fldCharType="end"/>
             </w:r>
           </w:hyperlink>
@@ -1400,10 +1756,20 @@
             </w:r>
             <w:r>
               <w:tab/>
+            </w:r>
+            <w:r>
               <w:fldChar w:fldCharType="begin"/>
+            </w:r>
+            <w:r>
               <w:instrText xml:space="preserve"> PAGEREF _Toc233970165 \h </w:instrText>
+            </w:r>
+            <w:r>
               <w:fldChar w:fldCharType="separate"/>
+            </w:r>
+            <w:r>
               <w:t>17</w:t>
+            </w:r>
+            <w:r>
               <w:fldChar w:fldCharType="end"/>
             </w:r>
           </w:hyperlink>
@@ -1429,10 +1795,20 @@
             </w:r>
             <w:r>
               <w:tab/>
+            </w:r>
+            <w:r>
               <w:fldChar w:fldCharType="begin"/>
+            </w:r>
+            <w:r>
               <w:instrText xml:space="preserve"> PAGEREF _Toc233970166 \h </w:instrText>
+            </w:r>
+            <w:r>
               <w:fldChar w:fldCharType="separate"/>
+            </w:r>
+            <w:r>
               <w:t>17</w:t>
+            </w:r>
+            <w:r>
               <w:fldChar w:fldCharType="end"/>
             </w:r>
           </w:hyperlink>
@@ -1458,10 +1834,20 @@
             </w:r>
             <w:r>
               <w:tab/>
+            </w:r>
+            <w:r>
               <w:fldChar w:fldCharType="begin"/>
+            </w:r>
+            <w:r>
               <w:instrText xml:space="preserve"> PAGEREF _Toc233970167 \h </w:instrText>
+            </w:r>
+            <w:r>
               <w:fldChar w:fldCharType="separate"/>
+            </w:r>
+            <w:r>
               <w:t>17</w:t>
+            </w:r>
+            <w:r>
               <w:fldChar w:fldCharType="end"/>
             </w:r>
           </w:hyperlink>
@@ -1487,10 +1873,20 @@
             </w:r>
             <w:r>
               <w:tab/>
+            </w:r>
+            <w:r>
               <w:fldChar w:fldCharType="begin"/>
+            </w:r>
+            <w:r>
               <w:instrText xml:space="preserve"> PAGEREF _Toc233970168 \h </w:instrText>
+            </w:r>
+            <w:r>
               <w:fldChar w:fldCharType="separate"/>
+            </w:r>
+            <w:r>
               <w:t>17</w:t>
+            </w:r>
+            <w:r>
               <w:fldChar w:fldCharType="end"/>
             </w:r>
           </w:hyperlink>
@@ -1516,10 +1912,20 @@
             </w:r>
             <w:r>
               <w:tab/>
+            </w:r>
+            <w:r>
               <w:fldChar w:fldCharType="begin"/>
+            </w:r>
+            <w:r>
               <w:instrText xml:space="preserve"> PAGEREF _Toc233970169 \h </w:instrText>
+            </w:r>
+            <w:r>
               <w:fldChar w:fldCharType="separate"/>
+            </w:r>
+            <w:r>
               <w:t>18</w:t>
+            </w:r>
+            <w:r>
               <w:fldChar w:fldCharType="end"/>
             </w:r>
           </w:hyperlink>
@@ -1545,10 +1951,20 @@
             </w:r>
             <w:r>
               <w:tab/>
+            </w:r>
+            <w:r>
               <w:fldChar w:fldCharType="begin"/>
+            </w:r>
+            <w:r>
               <w:instrText xml:space="preserve"> PAGEREF _Toc233970170 \h </w:instrText>
+            </w:r>
+            <w:r>
               <w:fldChar w:fldCharType="separate"/>
+            </w:r>
+            <w:r>
               <w:t>18</w:t>
+            </w:r>
+            <w:r>
               <w:fldChar w:fldCharType="end"/>
             </w:r>
           </w:hyperlink>
@@ -1574,10 +1990,20 @@
             </w:r>
             <w:r>
               <w:tab/>
+            </w:r>
+            <w:r>
               <w:fldChar w:fldCharType="begin"/>
+            </w:r>
+            <w:r>
               <w:instrText xml:space="preserve"> PAGEREF _Toc233970171 \h </w:instrText>
+            </w:r>
+            <w:r>
               <w:fldChar w:fldCharType="separate"/>
+            </w:r>
+            <w:r>
               <w:t>18</w:t>
+            </w:r>
+            <w:r>
               <w:fldChar w:fldCharType="end"/>
             </w:r>
           </w:hyperlink>
@@ -1603,10 +2029,20 @@
             </w:r>
             <w:r>
               <w:tab/>
+            </w:r>
+            <w:r>
               <w:fldChar w:fldCharType="begin"/>
+            </w:r>
+            <w:r>
               <w:instrText xml:space="preserve"> PAGEREF _Toc233970172 \h </w:instrText>
+            </w:r>
+            <w:r>
               <w:fldChar w:fldCharType="separate"/>
+            </w:r>
+            <w:r>
               <w:t>19</w:t>
+            </w:r>
+            <w:r>
               <w:fldChar w:fldCharType="end"/>
             </w:r>
           </w:hyperlink>
@@ -1632,10 +2068,20 @@
             </w:r>
             <w:r>
               <w:tab/>
+            </w:r>
+            <w:r>
               <w:fldChar w:fldCharType="begin"/>
+            </w:r>
+            <w:r>
               <w:instrText xml:space="preserve"> PAGEREF _Toc233970173 \h </w:instrText>
+            </w:r>
+            <w:r>
               <w:fldChar w:fldCharType="separate"/>
+            </w:r>
+            <w:r>
               <w:t>20</w:t>
+            </w:r>
+            <w:r>
               <w:fldChar w:fldCharType="end"/>
             </w:r>
           </w:hyperlink>
@@ -1661,10 +2107,20 @@
             </w:r>
             <w:r>
               <w:tab/>
+            </w:r>
+            <w:r>
               <w:fldChar w:fldCharType="begin"/>
+            </w:r>
+            <w:r>
               <w:instrText xml:space="preserve"> PAGEREF _Toc233970174 \h </w:instrText>
+            </w:r>
+            <w:r>
               <w:fldChar w:fldCharType="separate"/>
+            </w:r>
+            <w:r>
               <w:t>20</w:t>
+            </w:r>
+            <w:r>
               <w:fldChar w:fldCharType="end"/>
             </w:r>
           </w:hyperlink>
@@ -1690,10 +2146,20 @@
             </w:r>
             <w:r>
               <w:tab/>
+            </w:r>
+            <w:r>
               <w:fldChar w:fldCharType="begin"/>
+            </w:r>
+            <w:r>
               <w:instrText xml:space="preserve"> PAGEREF _Toc233970175 \h </w:instrText>
+            </w:r>
+            <w:r>
               <w:fldChar w:fldCharType="separate"/>
+            </w:r>
+            <w:r>
               <w:t>21</w:t>
+            </w:r>
+            <w:r>
               <w:fldChar w:fldCharType="end"/>
             </w:r>
           </w:hyperlink>
@@ -1719,10 +2185,20 @@
             </w:r>
             <w:r>
               <w:tab/>
+            </w:r>
+            <w:r>
               <w:fldChar w:fldCharType="begin"/>
+            </w:r>
+            <w:r>
               <w:instrText xml:space="preserve"> PAGEREF _Toc233970176 \h </w:instrText>
+            </w:r>
+            <w:r>
               <w:fldChar w:fldCharType="separate"/>
+            </w:r>
+            <w:r>
               <w:t>21</w:t>
+            </w:r>
+            <w:r>
               <w:fldChar w:fldCharType="end"/>
             </w:r>
           </w:hyperlink>
@@ -1748,10 +2224,20 @@
             </w:r>
             <w:r>
               <w:tab/>
+            </w:r>
+            <w:r>
               <w:fldChar w:fldCharType="begin"/>
+            </w:r>
+            <w:r>
               <w:instrText xml:space="preserve"> PAGEREF _Toc233970177 \h </w:instrText>
+            </w:r>
+            <w:r>
               <w:fldChar w:fldCharType="separate"/>
+            </w:r>
+            <w:r>
               <w:t>22</w:t>
+            </w:r>
+            <w:r>
               <w:fldChar w:fldCharType="end"/>
             </w:r>
           </w:hyperlink>
@@ -1777,10 +2263,20 @@
             </w:r>
             <w:r>
               <w:tab/>
+            </w:r>
+            <w:r>
               <w:fldChar w:fldCharType="begin"/>
+            </w:r>
+            <w:r>
               <w:instrText xml:space="preserve"> PAGEREF _Toc233970178 \h </w:instrText>
+            </w:r>
+            <w:r>
               <w:fldChar w:fldCharType="separate"/>
+            </w:r>
+            <w:r>
               <w:t>23</w:t>
+            </w:r>
+            <w:r>
               <w:fldChar w:fldCharType="end"/>
             </w:r>
           </w:hyperlink>
@@ -1808,10 +2304,20 @@
             </w:r>
             <w:r>
               <w:tab/>
+            </w:r>
+            <w:r>
               <w:fldChar w:fldCharType="begin"/>
+            </w:r>
+            <w:r>
               <w:instrText xml:space="preserve"> PAGEREF _Toc233970179 \h </w:instrText>
+            </w:r>
+            <w:r>
               <w:fldChar w:fldCharType="separate"/>
+            </w:r>
+            <w:r>
               <w:t>23</w:t>
+            </w:r>
+            <w:r>
               <w:fldChar w:fldCharType="end"/>
             </w:r>
           </w:hyperlink>
@@ -1837,10 +2343,20 @@
             </w:r>
             <w:r>
               <w:tab/>
+            </w:r>
+            <w:r>
               <w:fldChar w:fldCharType="begin"/>
+            </w:r>
+            <w:r>
               <w:instrText xml:space="preserve"> PAGEREF _Toc233970180 \h </w:instrText>
+            </w:r>
+            <w:r>
               <w:fldChar w:fldCharType="separate"/>
+            </w:r>
+            <w:r>
               <w:t>23</w:t>
+            </w:r>
+            <w:r>
               <w:fldChar w:fldCharType="end"/>
             </w:r>
           </w:hyperlink>
@@ -1866,10 +2382,20 @@
             </w:r>
             <w:r>
               <w:tab/>
+            </w:r>
+            <w:r>
               <w:fldChar w:fldCharType="begin"/>
+            </w:r>
+            <w:r>
               <w:instrText xml:space="preserve"> PAGEREF _Toc233970181 \h </w:instrText>
+            </w:r>
+            <w:r>
               <w:fldChar w:fldCharType="separate"/>
+            </w:r>
+            <w:r>
               <w:t>24</w:t>
+            </w:r>
+            <w:r>
               <w:fldChar w:fldCharType="end"/>
             </w:r>
           </w:hyperlink>
@@ -1895,10 +2421,20 @@
             </w:r>
             <w:r>
               <w:tab/>
+            </w:r>
+            <w:r>
               <w:fldChar w:fldCharType="begin"/>
+            </w:r>
+            <w:r>
               <w:instrText xml:space="preserve"> PAGEREF _Toc233970182 \h </w:instrText>
+            </w:r>
+            <w:r>
               <w:fldChar w:fldCharType="separate"/>
+            </w:r>
+            <w:r>
               <w:t>24</w:t>
+            </w:r>
+            <w:r>
               <w:fldChar w:fldCharType="end"/>
             </w:r>
           </w:hyperlink>
@@ -1924,10 +2460,20 @@
             </w:r>
             <w:r>
               <w:tab/>
+            </w:r>
+            <w:r>
               <w:fldChar w:fldCharType="begin"/>
+            </w:r>
+            <w:r>
               <w:instrText xml:space="preserve"> PAGEREF _Toc233970183 \h </w:instrText>
+            </w:r>
+            <w:r>
               <w:fldChar w:fldCharType="separate"/>
+            </w:r>
+            <w:r>
               <w:t>25</w:t>
+            </w:r>
+            <w:r>
               <w:fldChar w:fldCharType="end"/>
             </w:r>
           </w:hyperlink>
@@ -1953,10 +2499,20 @@
             </w:r>
             <w:r>
               <w:tab/>
+            </w:r>
+            <w:r>
               <w:fldChar w:fldCharType="begin"/>
+            </w:r>
+            <w:r>
               <w:instrText xml:space="preserve"> PAGEREF _Toc233970184 \h </w:instrText>
+            </w:r>
+            <w:r>
               <w:fldChar w:fldCharType="separate"/>
+            </w:r>
+            <w:r>
               <w:t>25</w:t>
+            </w:r>
+            <w:r>
               <w:fldChar w:fldCharType="end"/>
             </w:r>
           </w:hyperlink>
@@ -1982,10 +2538,20 @@
             </w:r>
             <w:r>
               <w:tab/>
+            </w:r>
+            <w:r>
               <w:fldChar w:fldCharType="begin"/>
+            </w:r>
+            <w:r>
               <w:instrText xml:space="preserve"> PAGEREF _Toc233970185 \h </w:instrText>
+            </w:r>
+            <w:r>
               <w:fldChar w:fldCharType="separate"/>
+            </w:r>
+            <w:r>
               <w:t>26</w:t>
+            </w:r>
+            <w:r>
               <w:fldChar w:fldCharType="end"/>
             </w:r>
           </w:hyperlink>
@@ -2011,10 +2577,20 @@
             </w:r>
             <w:r>
               <w:tab/>
+            </w:r>
+            <w:r>
               <w:fldChar w:fldCharType="begin"/>
+            </w:r>
+            <w:r>
               <w:instrText xml:space="preserve"> PAGEREF _Toc233970186 \h </w:instrText>
+            </w:r>
+            <w:r>
               <w:fldChar w:fldCharType="separate"/>
+            </w:r>
+            <w:r>
               <w:t>26</w:t>
+            </w:r>
+            <w:r>
               <w:fldChar w:fldCharType="end"/>
             </w:r>
           </w:hyperlink>
@@ -2040,10 +2616,20 @@
             </w:r>
             <w:r>
               <w:tab/>
+            </w:r>
+            <w:r>
               <w:fldChar w:fldCharType="begin"/>
+            </w:r>
+            <w:r>
               <w:instrText xml:space="preserve"> PAGEREF _Toc233970187 \h </w:instrText>
+            </w:r>
+            <w:r>
               <w:fldChar w:fldCharType="separate"/>
+            </w:r>
+            <w:r>
               <w:t>26</w:t>
+            </w:r>
+            <w:r>
               <w:fldChar w:fldCharType="end"/>
             </w:r>
           </w:hyperlink>
@@ -2069,10 +2655,20 @@
             </w:r>
             <w:r>
               <w:tab/>
+            </w:r>
+            <w:r>
               <w:fldChar w:fldCharType="begin"/>
+            </w:r>
+            <w:r>
               <w:instrText xml:space="preserve"> PAGEREF _Toc233970188 \h </w:instrText>
+            </w:r>
+            <w:r>
               <w:fldChar w:fldCharType="separate"/>
+            </w:r>
+            <w:r>
               <w:t>27</w:t>
+            </w:r>
+            <w:r>
               <w:fldChar w:fldCharType="end"/>
             </w:r>
           </w:hyperlink>
@@ -2098,10 +2694,20 @@
             </w:r>
             <w:r>
               <w:tab/>
+            </w:r>
+            <w:r>
               <w:fldChar w:fldCharType="begin"/>
+            </w:r>
+            <w:r>
               <w:instrText xml:space="preserve"> PAGEREF _Toc233970189 \h </w:instrText>
+            </w:r>
+            <w:r>
               <w:fldChar w:fldCharType="separate"/>
+            </w:r>
+            <w:r>
               <w:t>27</w:t>
+            </w:r>
+            <w:r>
               <w:fldChar w:fldCharType="end"/>
             </w:r>
           </w:hyperlink>
@@ -2127,10 +2733,20 @@
             </w:r>
             <w:r>
               <w:tab/>
+            </w:r>
+            <w:r>
               <w:fldChar w:fldCharType="begin"/>
+            </w:r>
+            <w:r>
               <w:instrText xml:space="preserve"> PAGEREF _Toc233970190 \h </w:instrText>
+            </w:r>
+            <w:r>
               <w:fldChar w:fldCharType="separate"/>
+            </w:r>
+            <w:r>
               <w:t>27</w:t>
+            </w:r>
+            <w:r>
               <w:fldChar w:fldCharType="end"/>
             </w:r>
           </w:hyperlink>
@@ -2156,10 +2772,20 @@
             </w:r>
             <w:r>
               <w:tab/>
+            </w:r>
+            <w:r>
               <w:fldChar w:fldCharType="begin"/>
+            </w:r>
+            <w:r>
               <w:instrText xml:space="preserve"> PAGEREF _Toc233970191 \h </w:instrText>
+            </w:r>
+            <w:r>
               <w:fldChar w:fldCharType="separate"/>
+            </w:r>
+            <w:r>
               <w:t>28</w:t>
+            </w:r>
+            <w:r>
               <w:fldChar w:fldCharType="end"/>
             </w:r>
           </w:hyperlink>
@@ -2185,10 +2811,20 @@
             </w:r>
             <w:r>
               <w:tab/>
+            </w:r>
+            <w:r>
               <w:fldChar w:fldCharType="begin"/>
+            </w:r>
+            <w:r>
               <w:instrText xml:space="preserve"> PAGEREF _Toc233970192 \h </w:instrText>
+            </w:r>
+            <w:r>
               <w:fldChar w:fldCharType="separate"/>
+            </w:r>
+            <w:r>
               <w:t>28</w:t>
+            </w:r>
+            <w:r>
               <w:fldChar w:fldCharType="end"/>
             </w:r>
           </w:hyperlink>
@@ -2214,10 +2850,20 @@
             </w:r>
             <w:r>
               <w:tab/>
+            </w:r>
+            <w:r>
               <w:fldChar w:fldCharType="begin"/>
+            </w:r>
+            <w:r>
               <w:instrText xml:space="preserve"> PAGEREF _Toc233970193 \h </w:instrText>
+            </w:r>
+            <w:r>
               <w:fldChar w:fldCharType="separate"/>
+            </w:r>
+            <w:r>
               <w:t>28</w:t>
+            </w:r>
+            <w:r>
               <w:fldChar w:fldCharType="end"/>
             </w:r>
           </w:hyperlink>
@@ -2243,10 +2889,20 @@
             </w:r>
             <w:r>
               <w:tab/>
+            </w:r>
+            <w:r>
               <w:fldChar w:fldCharType="begin"/>
+            </w:r>
+            <w:r>
               <w:instrText xml:space="preserve"> PAGEREF _Toc233970194 \h </w:instrText>
+            </w:r>
+            <w:r>
               <w:fldChar w:fldCharType="separate"/>
+            </w:r>
+            <w:r>
               <w:t>29</w:t>
+            </w:r>
+            <w:r>
               <w:fldChar w:fldCharType="end"/>
             </w:r>
           </w:hyperlink>
@@ -2272,10 +2928,20 @@
             </w:r>
             <w:r>
               <w:tab/>
+            </w:r>
+            <w:r>
               <w:fldChar w:fldCharType="begin"/>
+            </w:r>
+            <w:r>
               <w:instrText xml:space="preserve"> PAGEREF _Toc233970195 \h </w:instrText>
+            </w:r>
+            <w:r>
               <w:fldChar w:fldCharType="separate"/>
+            </w:r>
+            <w:r>
               <w:t>29</w:t>
+            </w:r>
+            <w:r>
               <w:fldChar w:fldCharType="end"/>
             </w:r>
           </w:hyperlink>
@@ -2301,10 +2967,20 @@
             </w:r>
             <w:r>
               <w:tab/>
+            </w:r>
+            <w:r>
               <w:fldChar w:fldCharType="begin"/>
+            </w:r>
+            <w:r>
               <w:instrText xml:space="preserve"> PAGEREF _Toc233970196 \h </w:instrText>
+            </w:r>
+            <w:r>
               <w:fldChar w:fldCharType="separate"/>
+            </w:r>
+            <w:r>
               <w:t>29</w:t>
+            </w:r>
+            <w:r>
               <w:fldChar w:fldCharType="end"/>
             </w:r>
           </w:hyperlink>
@@ -2330,10 +3006,20 @@
             </w:r>
             <w:r>
               <w:tab/>
+            </w:r>
+            <w:r>
               <w:fldChar w:fldCharType="begin"/>
+            </w:r>
+            <w:r>
               <w:instrText xml:space="preserve"> PAGEREF _Toc233970197 \h </w:instrText>
+            </w:r>
+            <w:r>
               <w:fldChar w:fldCharType="separate"/>
+            </w:r>
+            <w:r>
               <w:t>29</w:t>
+            </w:r>
+            <w:r>
               <w:fldChar w:fldCharType="end"/>
             </w:r>
           </w:hyperlink>
@@ -2359,10 +3045,20 @@
             </w:r>
             <w:r>
               <w:tab/>
+            </w:r>
+            <w:r>
               <w:fldChar w:fldCharType="begin"/>
+            </w:r>
+            <w:r>
               <w:instrText xml:space="preserve"> PAGEREF _Toc233970198 \h </w:instrText>
+            </w:r>
+            <w:r>
               <w:fldChar w:fldCharType="separate"/>
+            </w:r>
+            <w:r>
               <w:t>30</w:t>
+            </w:r>
+            <w:r>
               <w:fldChar w:fldCharType="end"/>
             </w:r>
           </w:hyperlink>
@@ -2388,10 +3084,20 @@
             </w:r>
             <w:r>
               <w:tab/>
+            </w:r>
+            <w:r>
               <w:fldChar w:fldCharType="begin"/>
+            </w:r>
+            <w:r>
               <w:instrText xml:space="preserve"> PAGEREF _Toc233970199 \h </w:instrText>
+            </w:r>
+            <w:r>
               <w:fldChar w:fldCharType="separate"/>
+            </w:r>
+            <w:r>
               <w:t>30</w:t>
+            </w:r>
+            <w:r>
               <w:fldChar w:fldCharType="end"/>
             </w:r>
           </w:hyperlink>
@@ -2417,10 +3123,20 @@
             </w:r>
             <w:r>
               <w:tab/>
+            </w:r>
+            <w:r>
               <w:fldChar w:fldCharType="begin"/>
+            </w:r>
+            <w:r>
               <w:instrText xml:space="preserve"> PAGEREF _Toc233970200 \h </w:instrText>
+            </w:r>
+            <w:r>
               <w:fldChar w:fldCharType="separate"/>
+            </w:r>
+            <w:r>
               <w:t>31</w:t>
+            </w:r>
+            <w:r>
               <w:fldChar w:fldCharType="end"/>
             </w:r>
           </w:hyperlink>
@@ -2446,10 +3162,20 @@
             </w:r>
             <w:r>
               <w:tab/>
+            </w:r>
+            <w:r>
               <w:fldChar w:fldCharType="begin"/>
+            </w:r>
+            <w:r>
               <w:instrText xml:space="preserve"> PAGEREF _Toc233970201 \h </w:instrText>
+            </w:r>
+            <w:r>
               <w:fldChar w:fldCharType="separate"/>
+            </w:r>
+            <w:r>
               <w:t>31</w:t>
+            </w:r>
+            <w:r>
               <w:fldChar w:fldCharType="end"/>
             </w:r>
           </w:hyperlink>
@@ -2475,10 +3201,20 @@
             </w:r>
             <w:r>
               <w:tab/>
+            </w:r>
+            <w:r>
               <w:fldChar w:fldCharType="begin"/>
+            </w:r>
+            <w:r>
               <w:instrText xml:space="preserve"> PAGEREF _Toc233970202 \h </w:instrText>
+            </w:r>
+            <w:r>
               <w:fldChar w:fldCharType="separate"/>
+            </w:r>
+            <w:r>
               <w:t>31</w:t>
+            </w:r>
+            <w:r>
               <w:fldChar w:fldCharType="end"/>
             </w:r>
           </w:hyperlink>
@@ -2504,10 +3240,20 @@
             </w:r>
             <w:r>
               <w:tab/>
+            </w:r>
+            <w:r>
               <w:fldChar w:fldCharType="begin"/>
+            </w:r>
+            <w:r>
               <w:instrText xml:space="preserve"> PAGEREF _Toc233970203 \h </w:instrText>
+            </w:r>
+            <w:r>
               <w:fldChar w:fldCharType="separate"/>
+            </w:r>
+            <w:r>
               <w:t>31</w:t>
+            </w:r>
+            <w:r>
               <w:fldChar w:fldCharType="end"/>
             </w:r>
           </w:hyperlink>
@@ -2533,10 +3279,20 @@
             </w:r>
             <w:r>
               <w:tab/>
+            </w:r>
+            <w:r>
               <w:fldChar w:fldCharType="begin"/>
+            </w:r>
+            <w:r>
               <w:instrText xml:space="preserve"> PAGEREF _Toc233970204 \h </w:instrText>
+            </w:r>
+            <w:r>
               <w:fldChar w:fldCharType="separate"/>
+            </w:r>
+            <w:r>
               <w:t>32</w:t>
+            </w:r>
+            <w:r>
               <w:fldChar w:fldCharType="end"/>
             </w:r>
           </w:hyperlink>
@@ -2562,10 +3318,20 @@
             </w:r>
             <w:r>
               <w:tab/>
+            </w:r>
+            <w:r>
               <w:fldChar w:fldCharType="begin"/>
+            </w:r>
+            <w:r>
               <w:instrText xml:space="preserve"> PAGEREF _Toc233970205 \h </w:instrText>
+            </w:r>
+            <w:r>
               <w:fldChar w:fldCharType="separate"/>
+            </w:r>
+            <w:r>
               <w:t>32</w:t>
+            </w:r>
+            <w:r>
               <w:fldChar w:fldCharType="end"/>
             </w:r>
           </w:hyperlink>
@@ -2591,10 +3357,20 @@
             </w:r>
             <w:r>
               <w:tab/>
+            </w:r>
+            <w:r>
               <w:fldChar w:fldCharType="begin"/>
+            </w:r>
+            <w:r>
               <w:instrText xml:space="preserve"> PAGEREF _Toc233970206 \h </w:instrText>
+            </w:r>
+            <w:r>
               <w:fldChar w:fldCharType="separate"/>
+            </w:r>
+            <w:r>
               <w:t>32</w:t>
+            </w:r>
+            <w:r>
               <w:fldChar w:fldCharType="end"/>
             </w:r>
           </w:hyperlink>
@@ -2620,10 +3396,20 @@
             </w:r>
             <w:r>
               <w:tab/>
+            </w:r>
+            <w:r>
               <w:fldChar w:fldCharType="begin"/>
+            </w:r>
+            <w:r>
               <w:instrText xml:space="preserve"> PAGEREF _Toc233970207 \h </w:instrText>
+            </w:r>
+            <w:r>
               <w:fldChar w:fldCharType="separate"/>
+            </w:r>
+            <w:r>
               <w:t>33</w:t>
+            </w:r>
+            <w:r>
               <w:fldChar w:fldCharType="end"/>
             </w:r>
           </w:hyperlink>
@@ -2651,10 +3437,20 @@
             </w:r>
             <w:r>
               <w:tab/>
+            </w:r>
+            <w:r>
               <w:fldChar w:fldCharType="begin"/>
+            </w:r>
+            <w:r>
               <w:instrText xml:space="preserve"> PAGEREF _Toc233970208 \h </w:instrText>
+            </w:r>
+            <w:r>
               <w:fldChar w:fldCharType="separate"/>
+            </w:r>
+            <w:r>
               <w:t>33</w:t>
+            </w:r>
+            <w:r>
               <w:fldChar w:fldCharType="end"/>
             </w:r>
           </w:hyperlink>
@@ -2680,10 +3476,20 @@
             </w:r>
             <w:r>
               <w:tab/>
+            </w:r>
+            <w:r>
               <w:fldChar w:fldCharType="begin"/>
+            </w:r>
+            <w:r>
               <w:instrText xml:space="preserve"> PAGEREF _Toc233970209 \h </w:instrText>
+            </w:r>
+            <w:r>
               <w:fldChar w:fldCharType="separate"/>
+            </w:r>
+            <w:r>
               <w:t>33</w:t>
+            </w:r>
+            <w:r>
               <w:fldChar w:fldCharType="end"/>
             </w:r>
           </w:hyperlink>
@@ -2709,10 +3515,20 @@
             </w:r>
             <w:r>
               <w:tab/>
+            </w:r>
+            <w:r>
               <w:fldChar w:fldCharType="begin"/>
+            </w:r>
+            <w:r>
               <w:instrText xml:space="preserve"> PAGEREF _Toc233970210 \h </w:instrText>
+            </w:r>
+            <w:r>
               <w:fldChar w:fldCharType="separate"/>
+            </w:r>
+            <w:r>
               <w:t>33</w:t>
+            </w:r>
+            <w:r>
               <w:fldChar w:fldCharType="end"/>
             </w:r>
           </w:hyperlink>
@@ -2740,10 +3556,20 @@
             </w:r>
             <w:r>
               <w:tab/>
+            </w:r>
+            <w:r>
               <w:fldChar w:fldCharType="begin"/>
+            </w:r>
+            <w:r>
               <w:instrText xml:space="preserve"> PAGEREF _Toc233970211 \h </w:instrText>
+            </w:r>
+            <w:r>
               <w:fldChar w:fldCharType="separate"/>
+            </w:r>
+            <w:r>
               <w:t>34</w:t>
+            </w:r>
+            <w:r>
               <w:fldChar w:fldCharType="end"/>
             </w:r>
           </w:hyperlink>
@@ -2769,10 +3595,20 @@
             </w:r>
             <w:r>
               <w:tab/>
+            </w:r>
+            <w:r>
               <w:fldChar w:fldCharType="begin"/>
+            </w:r>
+            <w:r>
               <w:instrText xml:space="preserve"> PAGEREF _Toc233970212 \h </w:instrText>
+            </w:r>
+            <w:r>
               <w:fldChar w:fldCharType="separate"/>
+            </w:r>
+            <w:r>
               <w:t>34</w:t>
+            </w:r>
+            <w:r>
               <w:fldChar w:fldCharType="end"/>
             </w:r>
           </w:hyperlink>
@@ -2798,10 +3634,20 @@
             </w:r>
             <w:r>
               <w:tab/>
+            </w:r>
+            <w:r>
               <w:fldChar w:fldCharType="begin"/>
+            </w:r>
+            <w:r>
               <w:instrText xml:space="preserve"> PAGEREF _Toc233970213 \h </w:instrText>
+            </w:r>
+            <w:r>
               <w:fldChar w:fldCharType="separate"/>
+            </w:r>
+            <w:r>
               <w:t>34</w:t>
+            </w:r>
+            <w:r>
               <w:fldChar w:fldCharType="end"/>
             </w:r>
           </w:hyperlink>
@@ -2827,10 +3673,20 @@
             </w:r>
             <w:r>
               <w:tab/>
+            </w:r>
+            <w:r>
               <w:fldChar w:fldCharType="begin"/>
+            </w:r>
+            <w:r>
               <w:instrText xml:space="preserve"> PAGEREF _Toc233970214 \h </w:instrText>
+            </w:r>
+            <w:r>
               <w:fldChar w:fldCharType="separate"/>
+            </w:r>
+            <w:r>
               <w:t>34</w:t>
+            </w:r>
+            <w:r>
               <w:fldChar w:fldCharType="end"/>
             </w:r>
           </w:hyperlink>
@@ -2858,10 +3714,20 @@
             </w:r>
             <w:r>
               <w:tab/>
+            </w:r>
+            <w:r>
               <w:fldChar w:fldCharType="begin"/>
+            </w:r>
+            <w:r>
               <w:instrText xml:space="preserve"> PAGEREF _Toc233970215 \h </w:instrText>
+            </w:r>
+            <w:r>
               <w:fldChar w:fldCharType="separate"/>
+            </w:r>
+            <w:r>
               <w:t>35</w:t>
+            </w:r>
+            <w:r>
               <w:fldChar w:fldCharType="end"/>
             </w:r>
           </w:hyperlink>
@@ -2887,10 +3753,20 @@
             </w:r>
             <w:r>
               <w:tab/>
+            </w:r>
+            <w:r>
               <w:fldChar w:fldCharType="begin"/>
+            </w:r>
+            <w:r>
               <w:instrText xml:space="preserve"> PAGEREF _Toc233970216 \h </w:instrText>
+            </w:r>
+            <w:r>
               <w:fldChar w:fldCharType="separate"/>
+            </w:r>
+            <w:r>
               <w:t>35</w:t>
+            </w:r>
+            <w:r>
               <w:fldChar w:fldCharType="end"/>
             </w:r>
           </w:hyperlink>
@@ -2918,10 +3794,20 @@
             </w:r>
             <w:r>
               <w:tab/>
+            </w:r>
+            <w:r>
               <w:fldChar w:fldCharType="begin"/>
+            </w:r>
+            <w:r>
               <w:instrText xml:space="preserve"> PAGEREF _Toc233970217 \h </w:instrText>
+            </w:r>
+            <w:r>
               <w:fldChar w:fldCharType="separate"/>
+            </w:r>
+            <w:r>
               <w:t>35</w:t>
+            </w:r>
+            <w:r>
               <w:fldChar w:fldCharType="end"/>
             </w:r>
           </w:hyperlink>
@@ -2947,10 +3833,20 @@
             </w:r>
             <w:r>
               <w:tab/>
+            </w:r>
+            <w:r>
               <w:fldChar w:fldCharType="begin"/>
+            </w:r>
+            <w:r>
               <w:instrText xml:space="preserve"> PAGEREF _Toc233970218 \h </w:instrText>
+            </w:r>
+            <w:r>
               <w:fldChar w:fldCharType="separate"/>
+            </w:r>
+            <w:r>
               <w:t>36</w:t>
+            </w:r>
+            <w:r>
               <w:fldChar w:fldCharType="end"/>
             </w:r>
           </w:hyperlink>
@@ -2976,10 +3872,20 @@
             </w:r>
             <w:r>
               <w:tab/>
+            </w:r>
+            <w:r>
               <w:fldChar w:fldCharType="begin"/>
+            </w:r>
+            <w:r>
               <w:instrText xml:space="preserve"> PAGEREF _Toc233970219 \h </w:instrText>
+            </w:r>
+            <w:r>
               <w:fldChar w:fldCharType="separate"/>
+            </w:r>
+            <w:r>
               <w:t>36</w:t>
+            </w:r>
+            <w:r>
               <w:fldChar w:fldCharType="end"/>
             </w:r>
           </w:hyperlink>
@@ -3478,6 +4384,9 @@
       <w:r>
         <w:t>Massa aproximada: até 1,45 kg em configuração padrão, incluindo bateria, payload integrado e gaiola de proteção. Os valores exatos devem ser confirmados na ficha técnica vigente do fabricante;</w:t>
       </w:r>
+      <w:r>
+        <w:t>m</w:t>
+      </w:r>
     </w:p>
     <w:p>
       <w:pPr>
@@ -3505,7 +4414,13 @@
       </w:pPr>
       <w:r>
         <w:lastRenderedPageBreak/>
-        <w:t>Grau de proteção: equivalente a IP44 (não certificado, conforme especificação do fabricante); aeronave não é impermeável, sendo vedado o voo sob chuva forte, neve ou em ambientes encharcados;</w:t>
+        <w:t xml:space="preserve">Grau de proteção: </w:t>
+      </w:r>
+      <w:r>
+        <w:t>A</w:t>
+      </w:r>
+      <w:r>
+        <w:t>eronave não é impermeável, sendo vedado o voo sob chuva , neve ou em ambientes encharcados;</w:t>
       </w:r>
     </w:p>
     <w:p>
@@ -3741,7 +4656,7 @@
                 <w:sz w:val="20"/>
                 <w:szCs w:val="20"/>
               </w:rPr>
-              <w:t xml:space="preserve">Variante Elios 2 RAD</w:t>
+              <w:t>Variante Elios 2 RAD</w:t>
             </w:r>
           </w:p>
         </w:tc>
@@ -3993,6 +4908,7 @@
       <w:bookmarkStart w:id="15" w:name="_Toc233795893"/>
       <w:bookmarkStart w:id="16" w:name="_Toc233970138"/>
       <w:r>
+        <w:lastRenderedPageBreak/>
         <w:t>3.1 Seleção de Carga Útil</w:t>
       </w:r>
       <w:bookmarkEnd w:id="15"/>
@@ -4005,7 +4921,7 @@
         <w:jc w:val="both"/>
       </w:pPr>
       <w:r>
-        <w:t xml:space="preserve">O Elios 2 opera com payload integrado e fixo (câmera 4K e câmera térmica), não havendo seleção ou substituição de carga útil em campo. A definição da aeronave a ser empregada — configuração padrão, variante RAD ou variante GOV, conforme o objetivo de inspeção contratado — deve ocorrer na fase de planejamento da missão (MGO – Planejamento da Missão), sendo registrada no dossiê da missão.</w:t>
+        <w:t>O Elios 2 opera com payload integrado e fixo (câmera 4K e câmera térmica), não havendo seleção ou substituição de carga útil em campo. A definição da aeronave a ser empregada — configuração padrão, variante RAD ou variante GOV, conforme o objetivo de inspeção contratado — deve ocorrer na fase de planejamento da missão (MGO – Planejamento da Missão), sendo registrada no dossiê da missão.</w:t>
       </w:r>
     </w:p>
     <w:p>
@@ -4161,7 +5077,6 @@
                 <w:bCs/>
                 <w:color w:val="8B1A1A"/>
               </w:rPr>
-              <w:lastRenderedPageBreak/>
               <w:t>LIMITAÇÃO CRÍTICA DE SEGURANÇA - ATMOSFERAS EXPLOSIVAS</w:t>
             </w:r>
           </w:p>
@@ -4301,6 +5216,12 @@
                 <w:szCs w:val="20"/>
               </w:rPr>
               <w:br/>
+            </w:r>
+            <w:r>
+              <w:rPr>
+                <w:sz w:val="20"/>
+                <w:szCs w:val="20"/>
+              </w:rPr>
               <w:br/>
               <w:t>Temperatura ambiente</w:t>
             </w:r>
@@ -4372,6 +5293,7 @@
               <w:bottom w:val="single" w:sz="4" w:space="0" w:color="156082" w:themeColor="accent1"/>
               <w:right w:val="single" w:sz="4" w:space="0" w:color="156082" w:themeColor="accent1"/>
             </w:tcBorders>
+            <w:shd w:val="clear" w:color="auto" w:fill="DAE9F7" w:themeFill="text2" w:themeFillTint="1A"/>
           </w:tcPr>
           <w:p>
             <w:pPr>
@@ -4384,7 +5306,7 @@
                 <w:szCs w:val="20"/>
               </w:rPr>
               <w:br/>
-              <w:t>Umidade / Água</w:t>
+              <w:t>Poeira em suspensão</w:t>
             </w:r>
           </w:p>
         </w:tc>
@@ -4397,10 +5319,11 @@
               <w:bottom w:val="single" w:sz="4" w:space="0" w:color="156082" w:themeColor="accent1"/>
               <w:right w:val="single" w:sz="4" w:space="0" w:color="156082" w:themeColor="accent1"/>
             </w:tcBorders>
+            <w:shd w:val="clear" w:color="auto" w:fill="DAE9F7" w:themeFill="text2" w:themeFillTint="1A"/>
           </w:tcPr>
           <w:p>
             <w:pPr>
-              <w:spacing w:before="60" w:line="240" w:lineRule="auto"/>
+              <w:spacing w:after="100" w:line="240" w:lineRule="auto"/>
               <w:jc w:val="center"/>
               <w:cnfStyle w:val="000000000000" w:firstRow="0" w:lastRow="0" w:firstColumn="0" w:lastColumn="0" w:oddVBand="0" w:evenVBand="0" w:oddHBand="0" w:evenHBand="0" w:firstRowFirstColumn="0" w:firstRowLastColumn="0" w:lastRowFirstColumn="0" w:lastRowLastColumn="0"/>
             </w:pPr>
@@ -4410,7 +5333,14 @@
                 <w:szCs w:val="20"/>
               </w:rPr>
               <w:br/>
-              <w:t>Resistente a respingos (equivalente a IP44 na configuração padrão)</w:t>
+              <w:t xml:space="preserve">Tolerável </w:t>
+            </w:r>
+            <w:r>
+              <w:rPr>
+                <w:sz w:val="20"/>
+                <w:szCs w:val="20"/>
+              </w:rPr>
+              <w:t>em pequenas quantidades.</w:t>
             </w:r>
           </w:p>
         </w:tc>
@@ -4423,10 +5353,11 @@
               <w:bottom w:val="single" w:sz="4" w:space="0" w:color="156082" w:themeColor="accent1"/>
               <w:right w:val="single" w:sz="4" w:space="0" w:color="156082" w:themeColor="accent1"/>
             </w:tcBorders>
+            <w:shd w:val="clear" w:color="auto" w:fill="DAE9F7" w:themeFill="text2" w:themeFillTint="1A"/>
           </w:tcPr>
           <w:p>
             <w:pPr>
-              <w:spacing w:line="240" w:lineRule="auto"/>
+              <w:spacing w:after="100" w:line="240" w:lineRule="auto"/>
               <w:jc w:val="center"/>
               <w:cnfStyle w:val="000000000000" w:firstRow="0" w:lastRow="0" w:firstColumn="0" w:lastColumn="0" w:oddVBand="0" w:evenVBand="0" w:oddHBand="0" w:evenHBand="0" w:firstRowFirstColumn="0" w:firstRowLastColumn="0" w:lastRowFirstColumn="0" w:lastRowLastColumn="0"/>
             </w:pPr>
@@ -4435,7 +5366,7 @@
                 <w:sz w:val="20"/>
                 <w:szCs w:val="20"/>
               </w:rPr>
-              <w:t>Vedada a imersão ou exposição a jatos de água; ambientes encharcados requerem avaliação específica</w:t>
+              <w:t>Limpeza e inspeção pós-voo obrigatórias em ambientes de alta concentração de particulados (seção 11.1)</w:t>
             </w:r>
           </w:p>
         </w:tc>
@@ -4454,11 +5385,88 @@
               <w:bottom w:val="single" w:sz="4" w:space="0" w:color="156082" w:themeColor="accent1"/>
               <w:right w:val="single" w:sz="4" w:space="0" w:color="156082" w:themeColor="accent1"/>
             </w:tcBorders>
+          </w:tcPr>
+          <w:p>
+            <w:pPr>
+              <w:spacing w:after="100" w:line="240" w:lineRule="auto"/>
+              <w:jc w:val="center"/>
+            </w:pPr>
+            <w:r>
+              <w:rPr>
+                <w:sz w:val="20"/>
+                <w:szCs w:val="20"/>
+              </w:rPr>
+              <w:t>Atmosfera explosiva (ATEX/Ex)</w:t>
+            </w:r>
+          </w:p>
+        </w:tc>
+        <w:tc>
+          <w:tcPr>
+            <w:tcW w:w="4031" w:type="dxa"/>
+            <w:tcBorders>
+              <w:top w:val="single" w:sz="4" w:space="0" w:color="156082" w:themeColor="accent1"/>
+              <w:left w:val="single" w:sz="4" w:space="0" w:color="156082" w:themeColor="accent1"/>
+              <w:bottom w:val="single" w:sz="4" w:space="0" w:color="156082" w:themeColor="accent1"/>
+              <w:right w:val="single" w:sz="4" w:space="0" w:color="156082" w:themeColor="accent1"/>
+            </w:tcBorders>
+          </w:tcPr>
+          <w:p>
+            <w:pPr>
+              <w:spacing w:before="20" w:line="240" w:lineRule="auto"/>
+              <w:jc w:val="center"/>
+              <w:cnfStyle w:val="000000100000" w:firstRow="0" w:lastRow="0" w:firstColumn="0" w:lastColumn="0" w:oddVBand="0" w:evenVBand="0" w:oddHBand="1" w:evenHBand="0" w:firstRowFirstColumn="0" w:firstRowLastColumn="0" w:lastRowFirstColumn="0" w:lastRowLastColumn="0"/>
+            </w:pPr>
+            <w:r>
+              <w:rPr>
+                <w:sz w:val="20"/>
+                <w:szCs w:val="20"/>
+              </w:rPr>
+              <w:t>NÃO PERMITIDA sem comprovação documental de área desclassificada</w:t>
+            </w:r>
+          </w:p>
+        </w:tc>
+        <w:tc>
+          <w:tcPr>
+            <w:tcW w:w="3248" w:type="dxa"/>
+            <w:tcBorders>
+              <w:top w:val="single" w:sz="4" w:space="0" w:color="156082" w:themeColor="accent1"/>
+              <w:left w:val="single" w:sz="4" w:space="0" w:color="156082" w:themeColor="accent1"/>
+              <w:bottom w:val="single" w:sz="4" w:space="0" w:color="156082" w:themeColor="accent1"/>
+              <w:right w:val="single" w:sz="4" w:space="0" w:color="156082" w:themeColor="accent1"/>
+            </w:tcBorders>
+          </w:tcPr>
+          <w:p>
+            <w:pPr>
+              <w:spacing w:before="120" w:line="240" w:lineRule="auto"/>
+              <w:jc w:val="center"/>
+              <w:cnfStyle w:val="000000100000" w:firstRow="0" w:lastRow="0" w:firstColumn="0" w:lastColumn="0" w:oddVBand="0" w:evenVBand="0" w:oddHBand="1" w:evenHBand="0" w:firstRowFirstColumn="0" w:firstRowLastColumn="0" w:lastRowFirstColumn="0" w:lastRowLastColumn="0"/>
+            </w:pPr>
+            <w:r>
+              <w:rPr>
+                <w:sz w:val="20"/>
+                <w:szCs w:val="20"/>
+              </w:rPr>
+              <w:t>Ver caixa de alerta crítico acima</w:t>
+            </w:r>
+          </w:p>
+        </w:tc>
+      </w:tr>
+      <w:tr>
+        <w:tc>
+          <w:tcPr>
+            <w:cnfStyle w:val="001000000000" w:firstRow="0" w:lastRow="0" w:firstColumn="1" w:lastColumn="0" w:oddVBand="0" w:evenVBand="0" w:oddHBand="0" w:evenHBand="0" w:firstRowFirstColumn="0" w:firstRowLastColumn="0" w:lastRowFirstColumn="0" w:lastRowLastColumn="0"/>
+            <w:tcW w:w="2615" w:type="dxa"/>
+            <w:tcBorders>
+              <w:top w:val="single" w:sz="4" w:space="0" w:color="156082" w:themeColor="accent1"/>
+              <w:left w:val="single" w:sz="4" w:space="0" w:color="156082" w:themeColor="accent1"/>
+              <w:bottom w:val="single" w:sz="4" w:space="0" w:color="156082" w:themeColor="accent1"/>
+              <w:right w:val="single" w:sz="4" w:space="0" w:color="156082" w:themeColor="accent1"/>
+            </w:tcBorders>
             <w:shd w:val="clear" w:color="auto" w:fill="DAE9F7" w:themeFill="text2" w:themeFillTint="1A"/>
           </w:tcPr>
           <w:p>
             <w:pPr>
-              <w:spacing w:before="140" w:line="240" w:lineRule="auto"/>
+              <w:spacing w:before="100" w:line="240" w:lineRule="auto"/>
               <w:jc w:val="center"/>
             </w:pPr>
             <w:r>
@@ -4466,8 +5474,7 @@
                 <w:sz w:val="20"/>
                 <w:szCs w:val="20"/>
               </w:rPr>
-              <w:br/>
-              <w:t>Poeira em suspensão</w:t>
+              <w:t>Visibilidade / Iluminação ambiente</w:t>
             </w:r>
           </w:p>
         </w:tc>
@@ -4484,19 +5491,16 @@
           </w:tcPr>
           <w:p>
             <w:pPr>
-              <w:spacing w:after="100" w:line="240" w:lineRule="auto"/>
+              <w:spacing w:before="100" w:line="240" w:lineRule="auto"/>
               <w:jc w:val="center"/>
-              <w:cnfStyle w:val="000000100000" w:firstRow="0" w:lastRow="0" w:firstColumn="0" w:lastColumn="0" w:oddVBand="0" w:evenVBand="0" w:oddHBand="1" w:evenHBand="0" w:firstRowFirstColumn="0" w:firstRowLastColumn="0" w:lastRowFirstColumn="0" w:lastRowLastColumn="0"/>
+              <w:cnfStyle w:val="000000000000" w:firstRow="0" w:lastRow="0" w:firstColumn="0" w:lastColumn="0" w:oddVBand="0" w:evenVBand="0" w:oddHBand="0" w:evenHBand="0" w:firstRowFirstColumn="0" w:firstRowLastColumn="0" w:lastRowFirstColumn="0" w:lastRowLastColumn="0"/>
             </w:pPr>
             <w:r>
               <w:rPr>
                 <w:sz w:val="20"/>
                 <w:szCs w:val="20"/>
               </w:rPr>
-              <w:br/>
-              <w:t xml:space="preserve">Tolerável conforme grau IP44 do </w:t>
-              <w:br/>
-              <w:t>payload instalado</w:t>
+              <w:t>Sem requisito mínimo - aeronave possui iluminação LED própria</w:t>
             </w:r>
           </w:p>
         </w:tc>
@@ -4515,167 +5519,7 @@
             <w:pPr>
               <w:spacing w:after="100" w:line="240" w:lineRule="auto"/>
               <w:jc w:val="center"/>
-              <w:cnfStyle w:val="000000100000" w:firstRow="0" w:lastRow="0" w:firstColumn="0" w:lastColumn="0" w:oddVBand="0" w:evenVBand="0" w:oddHBand="1" w:evenHBand="0" w:firstRowFirstColumn="0" w:firstRowLastColumn="0" w:lastRowFirstColumn="0" w:lastRowLastColumn="0"/>
-            </w:pPr>
-            <w:r>
-              <w:rPr>
-                <w:sz w:val="20"/>
-                <w:szCs w:val="20"/>
-              </w:rPr>
-              <w:t>Limpeza e inspeção pós-voo obrigatórias em ambientes de alta concentração de particulados (seção 11.1)</w:t>
-            </w:r>
-          </w:p>
-        </w:tc>
-      </w:tr>
-      <w:tr>
-        <w:tc>
-          <w:tcPr>
-            <w:cnfStyle w:val="001000000000" w:firstRow="0" w:lastRow="0" w:firstColumn="1" w:lastColumn="0" w:oddVBand="0" w:evenVBand="0" w:oddHBand="0" w:evenHBand="0" w:firstRowFirstColumn="0" w:firstRowLastColumn="0" w:lastRowFirstColumn="0" w:lastRowLastColumn="0"/>
-            <w:tcW w:w="2615" w:type="dxa"/>
-            <w:tcBorders>
-              <w:top w:val="single" w:sz="4" w:space="0" w:color="156082" w:themeColor="accent1"/>
-              <w:left w:val="single" w:sz="4" w:space="0" w:color="156082" w:themeColor="accent1"/>
-              <w:bottom w:val="single" w:sz="4" w:space="0" w:color="156082" w:themeColor="accent1"/>
-              <w:right w:val="single" w:sz="4" w:space="0" w:color="156082" w:themeColor="accent1"/>
-            </w:tcBorders>
-          </w:tcPr>
-          <w:p>
-            <w:pPr>
-              <w:spacing w:after="100" w:line="240" w:lineRule="auto"/>
-              <w:jc w:val="center"/>
-            </w:pPr>
-            <w:r>
-              <w:rPr>
-                <w:sz w:val="20"/>
-                <w:szCs w:val="20"/>
-              </w:rPr>
-              <w:t>Atmosfera explosiva (ATEX/Ex)</w:t>
-            </w:r>
-          </w:p>
-        </w:tc>
-        <w:tc>
-          <w:tcPr>
-            <w:tcW w:w="4031" w:type="dxa"/>
-            <w:tcBorders>
-              <w:top w:val="single" w:sz="4" w:space="0" w:color="156082" w:themeColor="accent1"/>
-              <w:left w:val="single" w:sz="4" w:space="0" w:color="156082" w:themeColor="accent1"/>
-              <w:bottom w:val="single" w:sz="4" w:space="0" w:color="156082" w:themeColor="accent1"/>
-              <w:right w:val="single" w:sz="4" w:space="0" w:color="156082" w:themeColor="accent1"/>
-            </w:tcBorders>
-          </w:tcPr>
-          <w:p>
-            <w:pPr>
-              <w:spacing w:before="20" w:line="240" w:lineRule="auto"/>
-              <w:jc w:val="center"/>
               <w:cnfStyle w:val="000000000000" w:firstRow="0" w:lastRow="0" w:firstColumn="0" w:lastColumn="0" w:oddVBand="0" w:evenVBand="0" w:oddHBand="0" w:evenHBand="0" w:firstRowFirstColumn="0" w:firstRowLastColumn="0" w:lastRowFirstColumn="0" w:lastRowLastColumn="0"/>
-            </w:pPr>
-            <w:r>
-              <w:rPr>
-                <w:sz w:val="20"/>
-                <w:szCs w:val="20"/>
-              </w:rPr>
-              <w:t>NÃO PERMITIDA sem comprovação documental de área desclassificada</w:t>
-            </w:r>
-          </w:p>
-        </w:tc>
-        <w:tc>
-          <w:tcPr>
-            <w:tcW w:w="3248" w:type="dxa"/>
-            <w:tcBorders>
-              <w:top w:val="single" w:sz="4" w:space="0" w:color="156082" w:themeColor="accent1"/>
-              <w:left w:val="single" w:sz="4" w:space="0" w:color="156082" w:themeColor="accent1"/>
-              <w:bottom w:val="single" w:sz="4" w:space="0" w:color="156082" w:themeColor="accent1"/>
-              <w:right w:val="single" w:sz="4" w:space="0" w:color="156082" w:themeColor="accent1"/>
-            </w:tcBorders>
-          </w:tcPr>
-          <w:p>
-            <w:pPr>
-              <w:spacing w:before="120" w:line="240" w:lineRule="auto"/>
-              <w:jc w:val="center"/>
-              <w:cnfStyle w:val="000000000000" w:firstRow="0" w:lastRow="0" w:firstColumn="0" w:lastColumn="0" w:oddVBand="0" w:evenVBand="0" w:oddHBand="0" w:evenHBand="0" w:firstRowFirstColumn="0" w:firstRowLastColumn="0" w:lastRowFirstColumn="0" w:lastRowLastColumn="0"/>
-            </w:pPr>
-            <w:r>
-              <w:rPr>
-                <w:sz w:val="20"/>
-                <w:szCs w:val="20"/>
-              </w:rPr>
-              <w:t>Ver caixa de alerta crítico acima</w:t>
-            </w:r>
-          </w:p>
-        </w:tc>
-      </w:tr>
-      <w:tr>
-        <w:trPr>
-          <w:cnfStyle w:val="000000100000" w:firstRow="0" w:lastRow="0" w:firstColumn="0" w:lastColumn="0" w:oddVBand="0" w:evenVBand="0" w:oddHBand="1" w:evenHBand="0" w:firstRowFirstColumn="0" w:firstRowLastColumn="0" w:lastRowFirstColumn="0" w:lastRowLastColumn="0"/>
-        </w:trPr>
-        <w:tc>
-          <w:tcPr>
-            <w:cnfStyle w:val="001000000000" w:firstRow="0" w:lastRow="0" w:firstColumn="1" w:lastColumn="0" w:oddVBand="0" w:evenVBand="0" w:oddHBand="0" w:evenHBand="0" w:firstRowFirstColumn="0" w:firstRowLastColumn="0" w:lastRowFirstColumn="0" w:lastRowLastColumn="0"/>
-            <w:tcW w:w="2615" w:type="dxa"/>
-            <w:tcBorders>
-              <w:top w:val="single" w:sz="4" w:space="0" w:color="156082" w:themeColor="accent1"/>
-              <w:left w:val="single" w:sz="4" w:space="0" w:color="156082" w:themeColor="accent1"/>
-              <w:bottom w:val="single" w:sz="4" w:space="0" w:color="156082" w:themeColor="accent1"/>
-              <w:right w:val="single" w:sz="4" w:space="0" w:color="156082" w:themeColor="accent1"/>
-            </w:tcBorders>
-            <w:shd w:val="clear" w:color="auto" w:fill="DAE9F7" w:themeFill="text2" w:themeFillTint="1A"/>
-          </w:tcPr>
-          <w:p>
-            <w:pPr>
-              <w:spacing w:before="100" w:line="240" w:lineRule="auto"/>
-              <w:jc w:val="center"/>
-            </w:pPr>
-            <w:r>
-              <w:rPr>
-                <w:sz w:val="20"/>
-                <w:szCs w:val="20"/>
-              </w:rPr>
-              <w:t>Visibilidade / Iluminação ambiente</w:t>
-            </w:r>
-          </w:p>
-        </w:tc>
-        <w:tc>
-          <w:tcPr>
-            <w:tcW w:w="4031" w:type="dxa"/>
-            <w:tcBorders>
-              <w:top w:val="single" w:sz="4" w:space="0" w:color="156082" w:themeColor="accent1"/>
-              <w:left w:val="single" w:sz="4" w:space="0" w:color="156082" w:themeColor="accent1"/>
-              <w:bottom w:val="single" w:sz="4" w:space="0" w:color="156082" w:themeColor="accent1"/>
-              <w:right w:val="single" w:sz="4" w:space="0" w:color="156082" w:themeColor="accent1"/>
-            </w:tcBorders>
-            <w:shd w:val="clear" w:color="auto" w:fill="DAE9F7" w:themeFill="text2" w:themeFillTint="1A"/>
-          </w:tcPr>
-          <w:p>
-            <w:pPr>
-              <w:spacing w:before="100" w:line="240" w:lineRule="auto"/>
-              <w:jc w:val="center"/>
-              <w:cnfStyle w:val="000000100000" w:firstRow="0" w:lastRow="0" w:firstColumn="0" w:lastColumn="0" w:oddVBand="0" w:evenVBand="0" w:oddHBand="1" w:evenHBand="0" w:firstRowFirstColumn="0" w:firstRowLastColumn="0" w:lastRowFirstColumn="0" w:lastRowLastColumn="0"/>
-            </w:pPr>
-            <w:r>
-              <w:rPr>
-                <w:sz w:val="20"/>
-                <w:szCs w:val="20"/>
-              </w:rPr>
-              <w:t>Sem requisito mínimo - aeronave possui iluminação LED própria</w:t>
-            </w:r>
-          </w:p>
-        </w:tc>
-        <w:tc>
-          <w:tcPr>
-            <w:tcW w:w="3248" w:type="dxa"/>
-            <w:tcBorders>
-              <w:top w:val="single" w:sz="4" w:space="0" w:color="156082" w:themeColor="accent1"/>
-              <w:left w:val="single" w:sz="4" w:space="0" w:color="156082" w:themeColor="accent1"/>
-              <w:bottom w:val="single" w:sz="4" w:space="0" w:color="156082" w:themeColor="accent1"/>
-              <w:right w:val="single" w:sz="4" w:space="0" w:color="156082" w:themeColor="accent1"/>
-            </w:tcBorders>
-            <w:shd w:val="clear" w:color="auto" w:fill="DAE9F7" w:themeFill="text2" w:themeFillTint="1A"/>
-          </w:tcPr>
-          <w:p>
-            <w:pPr>
-              <w:spacing w:after="100" w:line="240" w:lineRule="auto"/>
-              <w:jc w:val="center"/>
-              <w:cnfStyle w:val="000000100000" w:firstRow="0" w:lastRow="0" w:firstColumn="0" w:lastColumn="0" w:oddVBand="0" w:evenVBand="0" w:oddHBand="1" w:evenHBand="0" w:firstRowFirstColumn="0" w:firstRowLastColumn="0" w:lastRowFirstColumn="0" w:lastRowLastColumn="0"/>
             </w:pPr>
             <w:r>
               <w:rPr>
@@ -4725,13 +5569,13 @@
         <w:pStyle w:val="PargrafodaLista"/>
         <w:numPr>
           <w:ilvl w:val="0"/>
-          <w:numId w:val="56"/>
-        </w:numPr>
-        <w:spacing w:after="240"/>
-        <w:jc w:val="both"/>
-      </w:pPr>
-      <w:r>
-        <w:t>Reserva mínima obrigatória de bateria para acionamento do procedimento de retorno (RTH): conforme definido na seção 10.8, nunca inferior ao limiar mínimo estabelecido pelo fabricante;</w:t>
+          <w:numId w:val="57"/>
+        </w:numPr>
+        <w:spacing w:after="240"/>
+        <w:jc w:val="both"/>
+      </w:pPr>
+      <w:r>
+        <w:t>Vida útil de hélices: até 10 horas de operação, com substituição preventiva conforme a seção 12;</w:t>
       </w:r>
     </w:p>
     <w:p>
@@ -4739,27 +5583,18 @@
         <w:pStyle w:val="PargrafodaLista"/>
         <w:numPr>
           <w:ilvl w:val="0"/>
-          <w:numId w:val="57"/>
-        </w:numPr>
-        <w:spacing w:after="240"/>
-        <w:jc w:val="both"/>
-      </w:pPr>
-      <w:r>
-        <w:t>Vida útil de hélices: até 10 horas de operação, com substituição preventiva conforme a seção 12;</w:t>
-      </w:r>
-    </w:p>
-    <w:p>
-      <w:pPr>
-        <w:pStyle w:val="PargrafodaLista"/>
-        <w:numPr>
-          <w:ilvl w:val="0"/>
           <w:numId w:val="58"/>
         </w:numPr>
         <w:spacing w:after="240"/>
       </w:pPr>
       <w:r>
-        <w:lastRenderedPageBreak/>
-        <w:t>Vida útil de bateria: até 50 ciclos de carga, com descarte/substituição conforme degradação identificada em inspeção (seção 12.3).</w:t>
+        <w:t xml:space="preserve">Vida útil de bateria: até </w:t>
+      </w:r>
+      <w:r>
+        <w:t xml:space="preserve">40 </w:t>
+      </w:r>
+      <w:r>
+        <w:t>ciclos de carga, com descarte/substituição conforme degradação identificada em inspeção (seção 12.3).</w:t>
       </w:r>
     </w:p>
     <w:p>
@@ -4781,6 +5616,7 @@
         <w:jc w:val="both"/>
       </w:pPr>
       <w:r>
+        <w:lastRenderedPageBreak/>
         <w:t>O alcance efetivo do enlace de comando e vídeo é fortemente influenciado pela presença de estruturas metálicas, espessura de paredes e geometria do ambiente confinado, não devendo ser assumido como constante entre diferentes locais de inspeção. A operação além do alcance confiável de sinal, sem uso de repetidor homologado, é proibida, e o Operador deve respeitar a função de retorno automático por perda de sinal de vídeo descrita na seção 10.6.</w:t>
       </w:r>
     </w:p>
@@ -4973,17 +5809,17 @@
         <w:jc w:val="both"/>
       </w:pPr>
       <w:r>
+        <w:t>Queda de objetos ou da própria aeronave sobre pessoas, processos ou equipamentos do Cliente.</w:t>
+      </w:r>
+    </w:p>
+    <w:p>
+      <w:pPr>
+        <w:spacing w:after="240"/>
+        <w:ind w:firstLine="709"/>
+        <w:jc w:val="both"/>
+      </w:pPr>
+      <w:r>
         <w:lastRenderedPageBreak/>
-        <w:t>Queda de objetos ou da própria aeronave sobre pessoas, processos ou equipamentos do Cliente.</w:t>
-      </w:r>
-    </w:p>
-    <w:p>
-      <w:pPr>
-        <w:spacing w:after="240"/>
-        <w:ind w:firstLine="709"/>
-        <w:jc w:val="both"/>
-      </w:pPr>
-      <w:r>
         <w:t>A avaliação de risco específica de cada missão é formalizada no momento da Avaliação Pré-Missão (MGO – Planejamento da Missão) e revisitada no Briefing Operacional (MGO – Briefing Operacional), constituindo registro obrigatório do dossiê da missão.</w:t>
       </w:r>
     </w:p>
@@ -5159,16 +5995,16 @@
         <w:jc w:val="both"/>
       </w:pPr>
       <w:r>
+        <w:t>Cabo de segurança/retenção (quando aplicável à configuração de operação tethered) e ferramenta de recuperação (vara telescópica, gancho), conforme seção 10.12.</w:t>
+      </w:r>
+    </w:p>
+    <w:p>
+      <w:pPr>
+        <w:pStyle w:val="Ttulo1"/>
+      </w:pPr>
+      <w:bookmarkStart w:id="39" w:name="_Toc233970150"/>
+      <w:r>
         <w:lastRenderedPageBreak/>
-        <w:t>Cabo de segurança/retenção (quando aplicável à configuração de operação tethered) e ferramenta de recuperação (vara telescópica, gancho), conforme seção 10.12.</w:t>
-      </w:r>
-    </w:p>
-    <w:p>
-      <w:pPr>
-        <w:pStyle w:val="Ttulo1"/>
-      </w:pPr>
-      <w:bookmarkStart w:id="39" w:name="_Toc233970150"/>
-      <w:r>
         <w:t>6. REQUISITOS DA EQUIPE</w:t>
       </w:r>
       <w:bookmarkEnd w:id="39"/>
@@ -5324,7 +6160,6 @@
       </w:pPr>
       <w:bookmarkStart w:id="44" w:name="_Toc233970154"/>
       <w:r>
-        <w:lastRenderedPageBreak/>
         <w:t>7. INSPEÇÃO PRÉ-OPERAÇÃO</w:t>
       </w:r>
       <w:bookmarkEnd w:id="44"/>
@@ -5350,6 +6185,7 @@
         <w:jc w:val="both"/>
       </w:pPr>
       <w:r>
+        <w:lastRenderedPageBreak/>
         <w:t>O Checklist Pré-Missão consolida, em sequência padronizada, a verificação de documentação, equipamentos e condições ambientais antes da liberação da equipe para a fase de inspeção pré-voo (seção 7.2). Seu uso é obrigatório e deve ser conduzido em voz alta, em verificação cruzada entre Operador 1 e Operador 2.</w:t>
       </w:r>
     </w:p>
@@ -6341,35 +7177,35 @@
         <w:jc w:val="both"/>
       </w:pPr>
       <w:r>
+        <w:t>Limpeza das lentes das câmeras (principal e térmica) e da câmera de posicionamento inferior;</w:t>
+      </w:r>
+    </w:p>
+    <w:p>
+      <w:pPr>
+        <w:pStyle w:val="PargrafodaLista"/>
+        <w:numPr>
+          <w:ilvl w:val="0"/>
+          <w:numId w:val="102"/>
+        </w:numPr>
+        <w:spacing w:after="240"/>
+        <w:jc w:val="both"/>
+      </w:pPr>
+      <w:r>
+        <w:t>Integridade dos arrays de iluminação LED periférica;</w:t>
+      </w:r>
+    </w:p>
+    <w:p>
+      <w:pPr>
+        <w:pStyle w:val="PargrafodaLista"/>
+        <w:numPr>
+          <w:ilvl w:val="0"/>
+          <w:numId w:val="103"/>
+        </w:numPr>
+        <w:spacing w:after="240"/>
+        <w:jc w:val="both"/>
+      </w:pPr>
+      <w:r>
         <w:lastRenderedPageBreak/>
-        <w:t>Limpeza das lentes das câmeras (principal e térmica) e da câmera de posicionamento inferior;</w:t>
-      </w:r>
-    </w:p>
-    <w:p>
-      <w:pPr>
-        <w:pStyle w:val="PargrafodaLista"/>
-        <w:numPr>
-          <w:ilvl w:val="0"/>
-          <w:numId w:val="102"/>
-        </w:numPr>
-        <w:spacing w:after="240"/>
-        <w:jc w:val="both"/>
-      </w:pPr>
-      <w:r>
-        <w:t>Integridade dos arrays de iluminação LED periférica;</w:t>
-      </w:r>
-    </w:p>
-    <w:p>
-      <w:pPr>
-        <w:pStyle w:val="PargrafodaLista"/>
-        <w:numPr>
-          <w:ilvl w:val="0"/>
-          <w:numId w:val="103"/>
-        </w:numPr>
-        <w:spacing w:after="240"/>
-        <w:jc w:val="both"/>
-      </w:pPr>
-      <w:r>
         <w:t>Ausência de sinais de dano por impacto, umidade ou contaminação de missão anterior não tratados em manutenção.</w:t>
       </w:r>
     </w:p>
@@ -6518,7 +7354,6 @@
       <w:bookmarkStart w:id="58" w:name="_Toc233795896"/>
       <w:bookmarkStart w:id="59" w:name="_Toc233970161"/>
       <w:r>
-        <w:lastRenderedPageBreak/>
         <w:t>8.1 Configuração de Gravação e Telemetria</w:t>
       </w:r>
       <w:bookmarkEnd w:id="58"/>
@@ -6549,6 +7384,7 @@
         <w:jc w:val="both"/>
       </w:pPr>
       <w:r>
+        <w:lastRenderedPageBreak/>
         <w:t>Registro de telemetria de voo (trajetória, autonomia, eventos de sistema) habilitado e armazenado conforme MGO – Armazenamento das Informações;</w:t>
       </w:r>
     </w:p>
@@ -6719,8 +7555,22 @@
         <w:jc w:val="both"/>
       </w:pPr>
       <w:r>
+        <w:t>Execução do padrão de inspeção definido (varredura, aproximação pontual, sobrevoo de trajeto linear), conforme objetivo contratado;</w:t>
+      </w:r>
+    </w:p>
+    <w:p>
+      <w:pPr>
+        <w:pStyle w:val="PargrafodaLista"/>
+        <w:numPr>
+          <w:ilvl w:val="0"/>
+          <w:numId w:val="130"/>
+        </w:numPr>
+        <w:spacing w:after="240"/>
+        <w:jc w:val="both"/>
+      </w:pPr>
+      <w:r>
         <w:lastRenderedPageBreak/>
-        <w:t>Execução do padrão de inspeção definido (varredura, aproximação pontual, sobrevoo de trajeto linear), conforme objetivo contratado;</w:t>
+        <w:t>Comunicação periódica de status entre Operador 1 e Operador 2, conforme a fraseologia padronizada (MGO);</w:t>
       </w:r>
     </w:p>
     <w:p>
@@ -6728,20 +7578,6 @@
         <w:pStyle w:val="PargrafodaLista"/>
         <w:numPr>
           <w:ilvl w:val="0"/>
-          <w:numId w:val="130"/>
-        </w:numPr>
-        <w:spacing w:after="240"/>
-        <w:jc w:val="both"/>
-      </w:pPr>
-      <w:r>
-        <w:t>Comunicação periódica de status entre Operador 1 e Operador 2, conforme a fraseologia padronizada (MGO);</w:t>
-      </w:r>
-    </w:p>
-    <w:p>
-      <w:pPr>
-        <w:pStyle w:val="PargrafodaLista"/>
-        <w:numPr>
-          <w:ilvl w:val="0"/>
           <w:numId w:val="131"/>
         </w:numPr>
         <w:spacing w:after="240"/>
@@ -6760,6 +7596,9 @@
         <w:t>9.3 Monitoramento</w:t>
       </w:r>
       <w:bookmarkEnd w:id="63"/>
+      <w:r>
+        <w:t>d</w:t>
+      </w:r>
     </w:p>
     <w:p>
       <w:pPr>
@@ -6894,15 +7733,12 @@
         </w:rPr>
         <w:t>Quando a atividade de apoio em solo exigir a presença de vigia de espaço confinado (watchperson) designado pelo Cliente, a equipe operacional do RPAS deve manter comunicação constante com este profissional, informando o andamento da missão e respeitando sua autoridade para interromper a atividade em caso de identificação de risco à integridade física de qualquer pessoa presente.</w:t>
       </w:r>
-    </w:p>
-    <w:p>
-      <w:pPr>
-        <w:spacing w:after="240"/>
-        <w:jc w:val="both"/>
-        <w:rPr>
-          <w:szCs w:val="22"/>
-        </w:rPr>
-      </w:pPr>
+      <w:r>
+        <w:rPr>
+          <w:szCs w:val="22"/>
+        </w:rPr>
+        <w:t>/</w:t>
+      </w:r>
     </w:p>
     <w:p>
       <w:pPr>
@@ -6910,58 +7746,58 @@
       </w:pPr>
       <w:bookmarkStart w:id="68" w:name="_Toc233970168"/>
       <w:r>
+        <w:t>9.4 Encerramento</w:t>
+      </w:r>
+      <w:bookmarkEnd w:id="68"/>
+    </w:p>
+    <w:p>
+      <w:pPr>
+        <w:pStyle w:val="PargrafodaLista"/>
+        <w:numPr>
+          <w:ilvl w:val="0"/>
+          <w:numId w:val="132"/>
+        </w:numPr>
+        <w:spacing w:after="240"/>
+        <w:jc w:val="both"/>
+      </w:pPr>
+      <w:r>
+        <w:t>Início do retorno ao ponto de lançamento com margem de bateria suficiente, conforme seção 10.8;</w:t>
+      </w:r>
+    </w:p>
+    <w:p>
+      <w:pPr>
+        <w:pStyle w:val="PargrafodaLista"/>
+        <w:numPr>
+          <w:ilvl w:val="0"/>
+          <w:numId w:val="133"/>
+        </w:numPr>
+        <w:spacing w:after="240"/>
+        <w:jc w:val="both"/>
+      </w:pPr>
+      <w:r>
+        <w:t>Comunicação "RETORNANDO" ao Operador 2;</w:t>
+      </w:r>
+    </w:p>
+    <w:p>
+      <w:pPr>
+        <w:pStyle w:val="PargrafodaLista"/>
+        <w:numPr>
+          <w:ilvl w:val="0"/>
+          <w:numId w:val="134"/>
+        </w:numPr>
+        <w:spacing w:after="240"/>
+        <w:jc w:val="both"/>
+      </w:pPr>
+      <w:r>
         <w:lastRenderedPageBreak/>
-        <w:t>9.4 Encerramento</w:t>
-      </w:r>
-      <w:bookmarkEnd w:id="68"/>
+        <w:t>Aterrissagem controlada em área livre e previamente identificada;</w:t>
+      </w:r>
     </w:p>
     <w:p>
       <w:pPr>
         <w:pStyle w:val="PargrafodaLista"/>
         <w:numPr>
           <w:ilvl w:val="0"/>
-          <w:numId w:val="132"/>
-        </w:numPr>
-        <w:spacing w:after="240"/>
-        <w:jc w:val="both"/>
-      </w:pPr>
-      <w:r>
-        <w:t>Início do retorno ao ponto de lançamento com margem de bateria suficiente, conforme seção 10.8;</w:t>
-      </w:r>
-    </w:p>
-    <w:p>
-      <w:pPr>
-        <w:pStyle w:val="PargrafodaLista"/>
-        <w:numPr>
-          <w:ilvl w:val="0"/>
-          <w:numId w:val="133"/>
-        </w:numPr>
-        <w:spacing w:after="240"/>
-        <w:jc w:val="both"/>
-      </w:pPr>
-      <w:r>
-        <w:t>Comunicação "RETORNANDO" ao Operador 2;</w:t>
-      </w:r>
-    </w:p>
-    <w:p>
-      <w:pPr>
-        <w:pStyle w:val="PargrafodaLista"/>
-        <w:numPr>
-          <w:ilvl w:val="0"/>
-          <w:numId w:val="134"/>
-        </w:numPr>
-        <w:spacing w:after="240"/>
-        <w:jc w:val="both"/>
-      </w:pPr>
-      <w:r>
-        <w:t>Aterrissagem controlada em área livre e previamente identificada;</w:t>
-      </w:r>
-    </w:p>
-    <w:p>
-      <w:pPr>
-        <w:pStyle w:val="PargrafodaLista"/>
-        <w:numPr>
-          <w:ilvl w:val="0"/>
           <w:numId w:val="135"/>
         </w:numPr>
         <w:spacing w:after="240"/>
@@ -6989,6 +7825,9 @@
       </w:pPr>
       <w:r>
         <w:t>Esta seção complementa os procedimentos gerais de operação (seção 9.2) com orientações técnicas específicas por tipologia de ativo, a serem observadas pelo Operador 1 durante o planejamento e a execução da missão.</w:t>
+      </w:r>
+      <w:r>
+        <w:t>cdcddddc</w:t>
       </w:r>
     </w:p>
     <w:p>
@@ -7134,7 +7973,6 @@
         <w:rPr>
           <w:szCs w:val="24"/>
         </w:rPr>
-        <w:lastRenderedPageBreak/>
         <w:t>9.5.2 Operação em Silos</w:t>
       </w:r>
       <w:bookmarkEnd w:id="73"/>
@@ -7174,6 +8012,7 @@
         <w:rPr>
           <w:szCs w:val="22"/>
         </w:rPr>
+        <w:lastRenderedPageBreak/>
         <w:t>Avaliar, previamente, a classificação do material armazenado quanto ao potencial de geração de atmosfera explosiva por poeira (ex.: poeiras combustíveis em silos de grãos ou determinados minérios), aplicando-se a restrição crítica do seção 4 quando aplicável;</w:t>
       </w:r>
     </w:p>
@@ -7371,27 +8210,27 @@
         <w:rPr>
           <w:szCs w:val="22"/>
         </w:rPr>
+        <w:t>Planejar a rota de voo em padrão espiral ou em varredura vertical, adequado à geometria cilíndrica, com pontos de referência fixos para orientação do piloto;</w:t>
+      </w:r>
+    </w:p>
+    <w:p>
+      <w:pPr>
+        <w:pStyle w:val="PargrafodaLista"/>
+        <w:numPr>
+          <w:ilvl w:val="0"/>
+          <w:numId w:val="188"/>
+        </w:numPr>
+        <w:spacing w:after="240"/>
+        <w:jc w:val="both"/>
+        <w:rPr>
+          <w:szCs w:val="22"/>
+        </w:rPr>
+      </w:pPr>
+      <w:r>
+        <w:rPr>
+          <w:szCs w:val="22"/>
+        </w:rPr>
         <w:lastRenderedPageBreak/>
-        <w:t>Planejar a rota de voo em padrão espiral ou em varredura vertical, adequado à geometria cilíndrica, com pontos de referência fixos para orientação do piloto;</w:t>
-      </w:r>
-    </w:p>
-    <w:p>
-      <w:pPr>
-        <w:pStyle w:val="PargrafodaLista"/>
-        <w:numPr>
-          <w:ilvl w:val="0"/>
-          <w:numId w:val="188"/>
-        </w:numPr>
-        <w:spacing w:after="240"/>
-        <w:jc w:val="both"/>
-        <w:rPr>
-          <w:szCs w:val="22"/>
-        </w:rPr>
-      </w:pPr>
-      <w:r>
-        <w:rPr>
-          <w:szCs w:val="22"/>
-        </w:rPr>
         <w:t>Avaliar a integridade do revestimento refratário interno, que pode apresentar fragmentos soltos ou superfícies irregulares representando risco adicional de colisão.</w:t>
       </w:r>
     </w:p>
@@ -7587,21 +8426,21 @@
         <w:jc w:val="both"/>
       </w:pPr>
       <w:r>
+        <w:t>Observar a presença de cabos, bandejas e tubulações suspensas que reduzem o espaço de manobra vertical e lateral disponível para a aeronave;</w:t>
+      </w:r>
+    </w:p>
+    <w:p>
+      <w:pPr>
+        <w:pStyle w:val="PargrafodaLista"/>
+        <w:numPr>
+          <w:ilvl w:val="0"/>
+          <w:numId w:val="196"/>
+        </w:numPr>
+        <w:spacing w:after="240"/>
+        <w:jc w:val="both"/>
+      </w:pPr>
+      <w:r>
         <w:lastRenderedPageBreak/>
-        <w:t>Observar a presença de cabos, bandejas e tubulações suspensas que reduzem o espaço de manobra vertical e lateral disponível para a aeronave;</w:t>
-      </w:r>
-    </w:p>
-    <w:p>
-      <w:pPr>
-        <w:pStyle w:val="PargrafodaLista"/>
-        <w:numPr>
-          <w:ilvl w:val="0"/>
-          <w:numId w:val="196"/>
-        </w:numPr>
-        <w:spacing w:after="240"/>
-        <w:jc w:val="both"/>
-      </w:pPr>
-      <w:r>
         <w:t>Confirmar o status de energização de instalações elétricas presentes na galeria junto ao Cliente, evitando aproximação além da distância de segurança estabelecida na avaliação de risco;</w:t>
       </w:r>
     </w:p>
@@ -7747,21 +8586,21 @@
         <w:jc w:val="both"/>
       </w:pPr>
       <w:r>
+        <w:t>Aplicar a restrição crítica do seção 4 com rigor reforçado em minas subterrâneas com histórico ou potencial de liberação de gás metano ou outros gases inflamáveis, sendo vedada a operação sem comprovação documental e monitoramento contínuo de atmosfera fornecido pelo Cliente;</w:t>
+      </w:r>
+    </w:p>
+    <w:p>
+      <w:pPr>
+        <w:pStyle w:val="PargrafodaLista"/>
+        <w:numPr>
+          <w:ilvl w:val="0"/>
+          <w:numId w:val="203"/>
+        </w:numPr>
+        <w:spacing w:after="240"/>
+        <w:jc w:val="both"/>
+      </w:pPr>
+      <w:r>
         <w:lastRenderedPageBreak/>
-        <w:t>Aplicar a restrição crítica do seção 4 com rigor reforçado em minas subterrâneas com histórico ou potencial de liberação de gás metano ou outros gases inflamáveis, sendo vedada a operação sem comprovação documental e monitoramento contínuo de atmosfera fornecido pelo Cliente;</w:t>
-      </w:r>
-    </w:p>
-    <w:p>
-      <w:pPr>
-        <w:pStyle w:val="PargrafodaLista"/>
-        <w:numPr>
-          <w:ilvl w:val="0"/>
-          <w:numId w:val="203"/>
-        </w:numPr>
-        <w:spacing w:after="240"/>
-        <w:jc w:val="both"/>
-      </w:pPr>
-      <w:r>
         <w:t>Coordenar a operação com a equipe de segurança e ventilação da mina, respeitando os protocolos específicos de entrada e permanência em áreas subterrâneas (incluindo, quando exigido, uso de detectores pessoais de gás pela equipe de apoio em solo);</w:t>
       </w:r>
     </w:p>
@@ -7904,7 +8743,6 @@
         <w:jc w:val="both"/>
       </w:pPr>
       <w:r>
-        <w:lastRenderedPageBreak/>
         <w:t>Respeitar rigorosamente o isolamento (LOTO) de sistemas de movimentação de carga, pontes rolantes e demais equipamentos típicos da área siderúrgica.</w:t>
       </w:r>
     </w:p>
@@ -7922,6 +8760,7 @@
         <w:rPr>
           <w:szCs w:val="24"/>
         </w:rPr>
+        <w:lastRenderedPageBreak/>
         <w:t>9.5.9 Operação em Óleo e Gás</w:t>
       </w:r>
       <w:bookmarkEnd w:id="94"/>
@@ -8059,7 +8898,7 @@
         <w:jc w:val="both"/>
       </w:pPr>
       <w:r>
-        <w:t xml:space="preserve">Considerar, em unidades offshore, fatores adicionais de planejamento logístico (transporte de equipamento, espaço de armazenamento, condições de embarcação/plataforma), sem prejuízo da integral observância das limitações ambientais do seção 4.</w:t>
+        <w:t>Considerar, em unidades offshore, fatores adicionais de planejamento logístico (transporte de equipamento, espaço de armazenamento, condições de embarcação/plataforma), sem prejuízo da integral observância das limitações ambientais do seção 4.</w:t>
       </w:r>
     </w:p>
     <w:p>
@@ -8095,7 +8934,6 @@
         <w:rPr>
           <w:szCs w:val="24"/>
         </w:rPr>
-        <w:lastRenderedPageBreak/>
         <w:t>10. EMERGÊNCIAS E PLANO DE CONTENÇÃO</w:t>
       </w:r>
       <w:bookmarkEnd w:id="97"/>
@@ -8110,6 +8948,7 @@
       <w:bookmarkStart w:id="100" w:name="_Toc233795932"/>
       <w:bookmarkStart w:id="101" w:name="_Toc233970180"/>
       <w:r>
+        <w:lastRenderedPageBreak/>
         <w:t>10.1 Objetivo</w:t>
       </w:r>
       <w:bookmarkEnd w:id="100"/>
@@ -8733,26 +9572,26 @@
         <w:rPr>
           <w:szCs w:val="22"/>
         </w:rPr>
+        <w:t xml:space="preserve">Alerta de calibração de bússola/magnetômetro durante o voo </w:t>
+      </w:r>
+    </w:p>
+    <w:p>
+      <w:pPr>
+        <w:numPr>
+          <w:ilvl w:val="0"/>
+          <w:numId w:val="11"/>
+        </w:numPr>
+        <w:spacing w:after="240"/>
+        <w:ind w:firstLine="709"/>
+        <w:rPr>
+          <w:szCs w:val="22"/>
+        </w:rPr>
+      </w:pPr>
+      <w:r>
+        <w:rPr>
+          <w:szCs w:val="22"/>
+        </w:rPr>
         <w:lastRenderedPageBreak/>
-        <w:t xml:space="preserve">Alerta de calibração de bússola/magnetômetro durante o voo </w:t>
-      </w:r>
-    </w:p>
-    <w:p>
-      <w:pPr>
-        <w:numPr>
-          <w:ilvl w:val="0"/>
-          <w:numId w:val="11"/>
-        </w:numPr>
-        <w:spacing w:after="240"/>
-        <w:ind w:firstLine="709"/>
-        <w:rPr>
-          <w:szCs w:val="22"/>
-        </w:rPr>
-      </w:pPr>
-      <w:r>
-        <w:rPr>
-          <w:szCs w:val="22"/>
-        </w:rPr>
         <w:t>Degradação da qualidade de imagem por poeira, fuligem ou umidade nas lentes</w:t>
       </w:r>
     </w:p>
@@ -9332,7 +10171,6 @@
       <w:bookmarkStart w:id="109" w:name="_Toc233795936"/>
       <w:bookmarkStart w:id="110" w:name="_Toc233970184"/>
       <w:r>
-        <w:lastRenderedPageBreak/>
         <w:t>10.5 Procedimentos de Emergência</w:t>
       </w:r>
       <w:bookmarkEnd w:id="108"/>
@@ -9352,6 +10190,7 @@
         <w:rPr>
           <w:szCs w:val="22"/>
         </w:rPr>
+        <w:lastRenderedPageBreak/>
         <w:t>Procedimentos de Emergência aplicam-se a condições que representam risco iminente à integridade da aeronave, da equipe ou de terceiros, exigindo ação imediata e priorização absoluta da segurança sobre a continuidade da missão ou a preservação do equipamento.</w:t>
       </w:r>
     </w:p>
@@ -10270,7 +11109,21 @@
                 <w:sz w:val="20"/>
                 <w:szCs w:val="20"/>
               </w:rPr>
-              <w:t>30%</w:t>
+              <w:t>45</w:t>
+            </w:r>
+            <w:r>
+              <w:rPr>
+                <w:sz w:val="20"/>
+                <w:szCs w:val="20"/>
+              </w:rPr>
+              <w:t>%</w:t>
+            </w:r>
+            <w:r>
+              <w:rPr>
+                <w:sz w:val="20"/>
+                <w:szCs w:val="20"/>
+              </w:rPr>
+              <w:t xml:space="preserve"> ou 40%</w:t>
             </w:r>
           </w:p>
         </w:tc>
@@ -10294,7 +11147,21 @@
                 <w:sz w:val="20"/>
                 <w:szCs w:val="20"/>
               </w:rPr>
-              <w:t>Iniciar o retorno ao ponto de lançamento, salvo inspeção pontual de curtíssima duração já em andamento</w:t>
+              <w:t>Iniciar o retorno ao ponto de lançamento,</w:t>
+            </w:r>
+            <w:r>
+              <w:rPr>
+                <w:sz w:val="20"/>
+                <w:szCs w:val="20"/>
+              </w:rPr>
+              <w:t xml:space="preserve"> caso a distância seja consideravelmente média ou longa</w:t>
+            </w:r>
+            <w:r>
+              <w:rPr>
+                <w:sz w:val="20"/>
+                <w:szCs w:val="20"/>
+              </w:rPr>
+              <w:t>d</w:t>
             </w:r>
           </w:p>
         </w:tc>
@@ -10525,7 +11392,7 @@
         <w:rPr>
           <w:szCs w:val="22"/>
         </w:rPr>
-        <w:t xml:space="preserve">A falha ou degradação de sensores de bordo (IMU, magnetômetro, barômetro, câmeras de imagem ou câmera de posicionamento) pode comprometer a estabilização, a navegação e/ou a qualidade dos dados coletados.</w:t>
+        <w:t>A falha ou degradação de sensores de bordo (IMU, magnetômetro, barômetro, câmeras de imagem ou câmera de posicionamento) pode comprometer a estabilização, a navegação e/ou a qualidade dos dados coletados.</w:t>
       </w:r>
     </w:p>
     <w:p>
@@ -11332,13 +12199,13 @@
       <w:pPr>
         <w:pStyle w:val="Ttulo1"/>
       </w:pPr>
-      <w:bookmarkStart w:id="150" w:name="_Toc233795954"/>
-      <w:bookmarkStart w:id="151" w:name="_Toc233970202"/>
+      <w:bookmarkStart w:id="148" w:name="_Toc233795954"/>
+      <w:bookmarkStart w:id="149" w:name="_Toc233970202"/>
       <w:r>
         <w:t>10.11 Saturação da Câmera Termográfica</w:t>
       </w:r>
-      <w:bookmarkEnd w:id="150"/>
-      <w:bookmarkEnd w:id="151"/>
+      <w:bookmarkEnd w:id="148"/>
+      <w:bookmarkEnd w:id="149"/>
     </w:p>
     <w:p>
       <w:pPr>
@@ -11402,43 +12269,144 @@
           <w:szCs w:val="24"/>
         </w:rPr>
       </w:pPr>
-      <w:bookmarkStart w:id="154" w:name="_Toc233460333"/>
-      <w:bookmarkStart w:id="155" w:name="_Toc233795956"/>
-      <w:bookmarkStart w:id="156" w:name="_Toc233970204"/>
+      <w:bookmarkStart w:id="150" w:name="_Toc233460333"/>
+      <w:bookmarkStart w:id="151" w:name="_Toc233795956"/>
+      <w:bookmarkStart w:id="152" w:name="_Toc233970204"/>
       <w:r>
         <w:rPr>
           <w:szCs w:val="24"/>
         </w:rPr>
         <w:t>10.12 Recuperação da Aeronave</w:t>
       </w:r>
+      <w:bookmarkEnd w:id="150"/>
+      <w:bookmarkEnd w:id="151"/>
+      <w:bookmarkEnd w:id="152"/>
+    </w:p>
+    <w:p>
+      <w:pPr>
+        <w:spacing w:after="240"/>
+        <w:ind w:firstLine="709"/>
+        <w:jc w:val="both"/>
+        <w:rPr>
+          <w:szCs w:val="22"/>
+        </w:rPr>
+      </w:pPr>
+      <w:r>
+        <w:rPr>
+          <w:szCs w:val="22"/>
+        </w:rPr>
+        <w:t>A recuperação da aeronave refere-se ao conjunto de ações para retirada física do equipamento de dentro do ambiente confinado, seja ao final de missão normal, seja em situação de pouso forçado, perda de sinal não recuperada ou queda.</w:t>
+      </w:r>
+    </w:p>
+    <w:p>
+      <w:pPr>
+        <w:pStyle w:val="Ttulo1"/>
+      </w:pPr>
+      <w:bookmarkStart w:id="153" w:name="_Toc233795957"/>
+      <w:bookmarkStart w:id="154" w:name="_Toc233970205"/>
+      <w:r>
+        <w:t>10.12.1 Recuperação ao Final de Missão Normal</w:t>
+      </w:r>
+      <w:bookmarkEnd w:id="153"/>
       <w:bookmarkEnd w:id="154"/>
+    </w:p>
+    <w:p>
+      <w:pPr>
+        <w:spacing w:after="240"/>
+        <w:ind w:firstLine="709"/>
+        <w:jc w:val="both"/>
+        <w:rPr>
+          <w:szCs w:val="22"/>
+        </w:rPr>
+      </w:pPr>
+      <w:r>
+        <w:rPr>
+          <w:szCs w:val="22"/>
+        </w:rPr>
+        <w:t>Ao final da missão, com a aeronave pousada em local acessível, o Operador 2 procede à retirada manual do equipamento, com desenergização imediata dos motores, antes de qualquer manuseio.</w:t>
+      </w:r>
+    </w:p>
+    <w:p>
+      <w:pPr>
+        <w:pStyle w:val="Ttulo1"/>
+      </w:pPr>
+      <w:bookmarkStart w:id="155" w:name="_Toc233795958"/>
+      <w:bookmarkStart w:id="156" w:name="_Toc233970206"/>
+      <w:r>
+        <w:t>10.12.2 Recuperação em Situação de Contingência</w:t>
+      </w:r>
       <w:bookmarkEnd w:id="155"/>
       <w:bookmarkEnd w:id="156"/>
     </w:p>
     <w:p>
       <w:pPr>
-        <w:spacing w:after="240"/>
-        <w:ind w:firstLine="709"/>
-        <w:jc w:val="both"/>
-        <w:rPr>
-          <w:szCs w:val="22"/>
-        </w:rPr>
-      </w:pPr>
-      <w:r>
-        <w:rPr>
-          <w:szCs w:val="22"/>
-        </w:rPr>
-        <w:t>A recuperação da aeronave refere-se ao conjunto de ações para retirada física do equipamento de dentro do ambiente confinado, seja ao final de missão normal, seja em situação de pouso forçado, perda de sinal não recuperada ou queda.</w:t>
+        <w:pStyle w:val="PargrafodaLista"/>
+        <w:numPr>
+          <w:ilvl w:val="0"/>
+          <w:numId w:val="168"/>
+        </w:numPr>
+        <w:spacing w:after="240"/>
+        <w:jc w:val="both"/>
+        <w:rPr>
+          <w:szCs w:val="22"/>
+        </w:rPr>
+      </w:pPr>
+      <w:r>
+        <w:rPr>
+          <w:szCs w:val="22"/>
+        </w:rPr>
+        <w:t>Caso a aeronave permaneça dentro do ambiente confinado sem possibilidade de retorno por seus próprios meios, avaliar a viabilidade de recuperação por ferramenta de extensão (vara telescópica, gancho) a partir de abertura de acesso existente, sem necessidade de entrada humana no espaço confinado;</w:t>
+      </w:r>
+    </w:p>
+    <w:p>
+      <w:pPr>
+        <w:pStyle w:val="PargrafodaLista"/>
+        <w:numPr>
+          <w:ilvl w:val="0"/>
+          <w:numId w:val="169"/>
+        </w:numPr>
+        <w:spacing w:after="240"/>
+        <w:jc w:val="both"/>
+        <w:rPr>
+          <w:szCs w:val="22"/>
+        </w:rPr>
+      </w:pPr>
+      <w:r>
+        <w:rPr>
+          <w:szCs w:val="22"/>
+        </w:rPr>
+        <w:lastRenderedPageBreak/>
+        <w:t>Caso a recuperação não seja possível sem entrada humana no espaço confinado, a operação de resgate do equipamento deve seguir, à risca, os procedimentos de entrada em espaço confinado do Cliente (NR-33 e PEC), sendo vedada qualquer entrada não planejada e não autorizada exclusivamente para a retirada do equipamento;</w:t>
+      </w:r>
+    </w:p>
+    <w:p>
+      <w:pPr>
+        <w:pStyle w:val="PargrafodaLista"/>
+        <w:numPr>
+          <w:ilvl w:val="0"/>
+          <w:numId w:val="170"/>
+        </w:numPr>
+        <w:spacing w:after="240"/>
+        <w:jc w:val="both"/>
+        <w:rPr>
+          <w:szCs w:val="22"/>
+        </w:rPr>
+      </w:pPr>
+      <w:r>
+        <w:rPr>
+          <w:szCs w:val="22"/>
+        </w:rPr>
+        <w:t>Em hipótese alguma a recuperação do equipamento deve ser priorizada sobre a segurança da equipe; a aeronave pode ser deixada no local até que existam condições seguras de retirada, mediante comunicação formal ao Cliente.</w:t>
       </w:r>
     </w:p>
     <w:p>
       <w:pPr>
         <w:pStyle w:val="Ttulo1"/>
       </w:pPr>
-      <w:bookmarkStart w:id="157" w:name="_Toc233795957"/>
-      <w:bookmarkStart w:id="158" w:name="_Toc233970205"/>
-      <w:r>
-        <w:t>10.12.1 Recuperação ao Final de Missão Normal</w:t>
+      <w:bookmarkStart w:id="157" w:name="_Toc233795959"/>
+      <w:bookmarkStart w:id="158" w:name="_Toc233970207"/>
+      <w:r>
+        <w:t>10.12.3 Registro</w:t>
       </w:r>
       <w:bookmarkEnd w:id="157"/>
       <w:bookmarkEnd w:id="158"/>
@@ -11456,19 +12424,37 @@
         <w:rPr>
           <w:szCs w:val="22"/>
         </w:rPr>
-        <w:t>Ao final da missão, com a aeronave pousada em local acessível, o Operador 2 procede à retirada manual do equipamento, com desenergização imediata dos motores, antes de qualquer manuseio.</w:t>
+        <w:t>Toda situação de recuperação em contingência deve ser registrada como ocorrência (MGO – Registro de Ocorrências), com descrição das circunstâncias, do método de recuperação empregado e do tempo decorrido até a retirada do equipamento.</w:t>
       </w:r>
     </w:p>
     <w:p>
       <w:pPr>
         <w:pStyle w:val="Ttulo1"/>
       </w:pPr>
-      <w:bookmarkStart w:id="159" w:name="_Toc233795958"/>
-      <w:bookmarkStart w:id="160" w:name="_Toc233970206"/>
-      <w:r>
-        <w:t>10.12.2 Recuperação em Situação de Contingência</w:t>
+      <w:bookmarkStart w:id="159" w:name="_Toc233970208"/>
+      <w:r>
+        <w:t>11. PÓS-OPERAÇÃO</w:t>
       </w:r>
       <w:bookmarkEnd w:id="159"/>
+    </w:p>
+    <w:p>
+      <w:pPr>
+        <w:spacing w:after="240"/>
+        <w:ind w:firstLine="709"/>
+        <w:jc w:val="both"/>
+      </w:pPr>
+      <w:r>
+        <w:t>Os Procedimentos Pós-Voo abrangem as ações realizadas imediatamente após o pouso final da aeronave e o encerramento da fase de voo da missão, sendo etapa obrigatória antes da desmobilização da equipe.</w:t>
+      </w:r>
+    </w:p>
+    <w:p>
+      <w:pPr>
+        <w:pStyle w:val="Ttulo1"/>
+      </w:pPr>
+      <w:bookmarkStart w:id="160" w:name="_Toc233970209"/>
+      <w:r>
+        <w:t>11.1 Sequência Pós-Voo</w:t>
+      </w:r>
       <w:bookmarkEnd w:id="160"/>
     </w:p>
     <w:p>
@@ -11476,19 +12462,13 @@
         <w:pStyle w:val="PargrafodaLista"/>
         <w:numPr>
           <w:ilvl w:val="0"/>
-          <w:numId w:val="168"/>
-        </w:numPr>
-        <w:spacing w:after="240"/>
-        <w:jc w:val="both"/>
-        <w:rPr>
-          <w:szCs w:val="22"/>
-        </w:rPr>
-      </w:pPr>
-      <w:r>
-        <w:rPr>
-          <w:szCs w:val="22"/>
-        </w:rPr>
-        <w:t>Caso a aeronave permaneça dentro do ambiente confinado sem possibilidade de retorno por seus próprios meios, avaliar a viabilidade de recuperação por ferramenta de extensão (vara telescópica, gancho) a partir de abertura de acesso existente, sem necessidade de entrada humana no espaço confinado;</w:t>
+          <w:numId w:val="217"/>
+        </w:numPr>
+        <w:spacing w:after="240"/>
+        <w:jc w:val="both"/>
+      </w:pPr>
+      <w:r>
+        <w:t>Desenergização da aeronave e remoção segura da bateria, observando-se o procedimento de manuseio do seção 12.3;</w:t>
       </w:r>
     </w:p>
     <w:p>
@@ -11496,19 +12476,13 @@
         <w:pStyle w:val="PargrafodaLista"/>
         <w:numPr>
           <w:ilvl w:val="0"/>
-          <w:numId w:val="169"/>
-        </w:numPr>
-        <w:spacing w:after="240"/>
-        <w:jc w:val="both"/>
-        <w:rPr>
-          <w:szCs w:val="22"/>
-        </w:rPr>
-      </w:pPr>
-      <w:r>
-        <w:rPr>
-          <w:szCs w:val="22"/>
-        </w:rPr>
-        <w:t>Caso a recuperação não seja possível sem entrada humana no espaço confinado, a operação de resgate do equipamento deve seguir, à risca, os procedimentos de entrada em espaço confinado do Cliente (NR-33 e PEC), sendo vedada qualquer entrada não planejada e não autorizada exclusivamente para a retirada do equipamento;</w:t>
+          <w:numId w:val="218"/>
+        </w:numPr>
+        <w:spacing w:after="240"/>
+        <w:jc w:val="both"/>
+      </w:pPr>
+      <w:r>
+        <w:t>Inspeção visual pós-voo da aeronave, hélices, gaiola e sensores, identificando eventuais danos ou desgastes ocorridos durante a missão;</w:t>
       </w:r>
     </w:p>
     <w:p>
@@ -11516,92 +12490,90 @@
         <w:pStyle w:val="PargrafodaLista"/>
         <w:numPr>
           <w:ilvl w:val="0"/>
-          <w:numId w:val="170"/>
-        </w:numPr>
-        <w:spacing w:after="240"/>
-        <w:jc w:val="both"/>
-        <w:rPr>
-          <w:szCs w:val="22"/>
-        </w:rPr>
-      </w:pPr>
-      <w:r>
-        <w:rPr>
-          <w:szCs w:val="22"/>
-        </w:rPr>
-        <w:t>Em hipótese alguma a recuperação do equipamento deve ser priorizada sobre a segurança da equipe; a aeronave pode ser deixada no local até que existam condições seguras de retirada, mediante comunicação formal ao Cliente.</w:t>
+          <w:numId w:val="219"/>
+        </w:numPr>
+        <w:spacing w:after="240"/>
+        <w:jc w:val="both"/>
+      </w:pPr>
+      <w:r>
+        <w:t>Limpeza de componentes ópticos e remoção de particulados (poeira, fuligem, resíduos) acumulados durante a operação;</w:t>
+      </w:r>
+    </w:p>
+    <w:p>
+      <w:pPr>
+        <w:pStyle w:val="PargrafodaLista"/>
+        <w:numPr>
+          <w:ilvl w:val="0"/>
+          <w:numId w:val="220"/>
+        </w:numPr>
+        <w:spacing w:after="240"/>
+        <w:jc w:val="both"/>
+      </w:pPr>
+      <w:r>
+        <w:t>Acondicionamento da aeronave, baterias e acessórios na maleta de transporte;</w:t>
+      </w:r>
+    </w:p>
+    <w:p>
+      <w:pPr>
+        <w:pStyle w:val="PargrafodaLista"/>
+        <w:numPr>
+          <w:ilvl w:val="0"/>
+          <w:numId w:val="221"/>
+        </w:numPr>
+        <w:spacing w:after="240"/>
+        <w:jc w:val="both"/>
+      </w:pPr>
+      <w:r>
+        <w:t>Restituição da área operacional às condições originais, incluindo remoção de sinalização e isolamento temporário, salvo quando a permanência for solicitada pelo Cliente;</w:t>
+      </w:r>
+    </w:p>
+    <w:p>
+      <w:pPr>
+        <w:pStyle w:val="PargrafodaLista"/>
+        <w:numPr>
+          <w:ilvl w:val="0"/>
+          <w:numId w:val="222"/>
+        </w:numPr>
+        <w:spacing w:after="240"/>
+        <w:jc w:val="both"/>
+      </w:pPr>
+      <w:r>
+        <w:t>Comunicação formal de encerramento da missão à supervisão do Cliente, incluindo eventual entrega preliminar de status da inspeção.</w:t>
       </w:r>
     </w:p>
     <w:p>
       <w:pPr>
         <w:pStyle w:val="Ttulo1"/>
       </w:pPr>
-      <w:bookmarkStart w:id="161" w:name="_Toc233795959"/>
-      <w:bookmarkStart w:id="162" w:name="_Toc233970207"/>
+      <w:bookmarkStart w:id="161" w:name="_Toc233970210"/>
       <w:r>
         <w:lastRenderedPageBreak/>
-        <w:t>10.12.3 Registro</w:t>
+        <w:t>11.2 Download dos Dados</w:t>
       </w:r>
       <w:bookmarkEnd w:id="161"/>
-      <w:bookmarkEnd w:id="162"/>
     </w:p>
     <w:p>
       <w:pPr>
         <w:spacing w:after="240"/>
         <w:ind w:firstLine="709"/>
         <w:jc w:val="both"/>
-        <w:rPr>
-          <w:szCs w:val="22"/>
-        </w:rPr>
-      </w:pPr>
-      <w:r>
-        <w:rPr>
-          <w:szCs w:val="22"/>
-        </w:rPr>
-        <w:t>Toda situação de recuperação em contingência deve ser registrada como ocorrência (MGO – Registro de Ocorrências), com descrição das circunstâncias, do método de recuperação empregado e do tempo decorrido até a retirada do equipamento.</w:t>
-      </w:r>
-    </w:p>
-    <w:p>
-      <w:pPr>
-        <w:pStyle w:val="Ttulo1"/>
-      </w:pPr>
-      <w:bookmarkStart w:id="163" w:name="_Toc233970208"/>
-      <w:r>
-        <w:t>11. PÓS-OPERAÇÃO</w:t>
-      </w:r>
-      <w:bookmarkEnd w:id="163"/>
-    </w:p>
-    <w:p>
-      <w:pPr>
-        <w:spacing w:after="240"/>
-        <w:ind w:firstLine="709"/>
-        <w:jc w:val="both"/>
-      </w:pPr>
-      <w:r>
-        <w:t>Os Procedimentos Pós-Voo abrangem as ações realizadas imediatamente após o pouso final da aeronave e o encerramento da fase de voo da missão, sendo etapa obrigatória antes da desmobilização da equipe.</w:t>
-      </w:r>
-    </w:p>
-    <w:p>
-      <w:pPr>
-        <w:pStyle w:val="Ttulo1"/>
-      </w:pPr>
-      <w:bookmarkStart w:id="164" w:name="_Toc233970209"/>
-      <w:r>
-        <w:t>11.1 Sequência Pós-Voo</w:t>
-      </w:r>
-      <w:bookmarkEnd w:id="164"/>
+      </w:pPr>
+      <w:r>
+        <w:t>O download dos dados coletados durante a missão (vídeo, imagens e telemetria) deve seguir procedimento padronizado, garantindo a rastreabilidade e a integridade da informação desde a origem.</w:t>
+      </w:r>
     </w:p>
     <w:p>
       <w:pPr>
         <w:pStyle w:val="PargrafodaLista"/>
         <w:numPr>
           <w:ilvl w:val="0"/>
-          <w:numId w:val="217"/>
-        </w:numPr>
-        <w:spacing w:after="240"/>
-        <w:jc w:val="both"/>
-      </w:pPr>
-      <w:r>
-        <w:t>Desenergização da aeronave e remoção segura da bateria, observando-se o procedimento de manuseio do seção 12.3;</w:t>
+          <w:numId w:val="227"/>
+        </w:numPr>
+        <w:spacing w:after="240"/>
+        <w:jc w:val="both"/>
+      </w:pPr>
+      <w:r>
+        <w:t>O download deve ser realizado, preferencialmente, ainda no local da missão ou no mesmo dia, evitando-se a permanência de dados exclusivamente na memória de bordo da aeronave por período prolongado;</w:t>
       </w:r>
     </w:p>
     <w:p>
@@ -11609,117 +12581,12 @@
         <w:pStyle w:val="PargrafodaLista"/>
         <w:numPr>
           <w:ilvl w:val="0"/>
-          <w:numId w:val="218"/>
-        </w:numPr>
-        <w:spacing w:after="240"/>
-        <w:jc w:val="both"/>
-      </w:pPr>
-      <w:r>
-        <w:t>Inspeção visual pós-voo da aeronave, hélices, gaiola e sensores, identificando eventuais danos ou desgastes ocorridos durante a missão;</w:t>
-      </w:r>
-    </w:p>
-    <w:p>
-      <w:pPr>
-        <w:pStyle w:val="PargrafodaLista"/>
-        <w:numPr>
-          <w:ilvl w:val="0"/>
-          <w:numId w:val="219"/>
-        </w:numPr>
-        <w:spacing w:after="240"/>
-        <w:jc w:val="both"/>
-      </w:pPr>
-      <w:r>
-        <w:t>Limpeza de componentes ópticos e remoção de particulados (poeira, fuligem, resíduos) acumulados durante a operação;</w:t>
-      </w:r>
-    </w:p>
-    <w:p>
-      <w:pPr>
-        <w:pStyle w:val="PargrafodaLista"/>
-        <w:numPr>
-          <w:ilvl w:val="0"/>
-          <w:numId w:val="220"/>
-        </w:numPr>
-        <w:spacing w:after="240"/>
-        <w:jc w:val="both"/>
-      </w:pPr>
-      <w:r>
-        <w:t>Acondicionamento da aeronave, baterias e acessórios na maleta de transporte;</w:t>
-      </w:r>
-    </w:p>
-    <w:p>
-      <w:pPr>
-        <w:pStyle w:val="PargrafodaLista"/>
-        <w:numPr>
-          <w:ilvl w:val="0"/>
-          <w:numId w:val="221"/>
-        </w:numPr>
-        <w:spacing w:after="240"/>
-        <w:jc w:val="both"/>
-      </w:pPr>
-      <w:r>
-        <w:t>Restituição da área operacional às condições originais, incluindo remoção de sinalização e isolamento temporário, salvo quando a permanência for solicitada pelo Cliente;</w:t>
-      </w:r>
-    </w:p>
-    <w:p>
-      <w:pPr>
-        <w:pStyle w:val="PargrafodaLista"/>
-        <w:numPr>
-          <w:ilvl w:val="0"/>
-          <w:numId w:val="222"/>
-        </w:numPr>
-        <w:spacing w:after="240"/>
-        <w:jc w:val="both"/>
-      </w:pPr>
-      <w:r>
-        <w:t>Comunicação formal de encerramento da missão à supervisão do Cliente, incluindo eventual entrega preliminar de status da inspeção.</w:t>
-      </w:r>
-    </w:p>
-    <w:p>
-      <w:pPr>
-        <w:pStyle w:val="Ttulo1"/>
-      </w:pPr>
-      <w:bookmarkStart w:id="165" w:name="_Toc233970210"/>
-      <w:r>
-        <w:t>11.2 Download dos Dados</w:t>
-      </w:r>
-      <w:bookmarkEnd w:id="165"/>
-    </w:p>
-    <w:p>
-      <w:pPr>
-        <w:spacing w:after="240"/>
-        <w:ind w:firstLine="709"/>
-        <w:jc w:val="both"/>
-      </w:pPr>
-      <w:r>
-        <w:t>O download dos dados coletados durante a missão (vídeo, imagens e telemetria) deve seguir procedimento padronizado, garantindo a rastreabilidade e a integridade da informação desde a origem.</w:t>
-      </w:r>
-    </w:p>
-    <w:p>
-      <w:pPr>
-        <w:pStyle w:val="PargrafodaLista"/>
-        <w:numPr>
-          <w:ilvl w:val="0"/>
-          <w:numId w:val="227"/>
-        </w:numPr>
-        <w:spacing w:after="240"/>
-        <w:jc w:val="both"/>
-      </w:pPr>
-      <w:r>
-        <w:t>O download deve ser realizado, preferencialmente, ainda no local da missão ou no mesmo dia, evitando-se a permanência de dados exclusivamente na memória de bordo da aeronave por período prolongado;</w:t>
-      </w:r>
-    </w:p>
-    <w:p>
-      <w:pPr>
-        <w:pStyle w:val="PargrafodaLista"/>
-        <w:numPr>
-          <w:ilvl w:val="0"/>
           <w:numId w:val="228"/>
         </w:numPr>
         <w:spacing w:after="240"/>
         <w:jc w:val="both"/>
       </w:pPr>
       <w:r>
-        <w:lastRenderedPageBreak/>
         <w:t>A transferência deve ser realizada para dispositivo de armazenamento ou plataforma de gestão de dados homologada pela XD4Solutions, vedando-se o uso de dispositivos pessoais não autorizados;</w:t>
       </w:r>
     </w:p>
@@ -11756,23 +12623,23 @@
         <w:pStyle w:val="Ttulo1"/>
         <w:spacing w:after="200"/>
       </w:pPr>
-      <w:bookmarkStart w:id="166" w:name="_Toc233970211"/>
+      <w:bookmarkStart w:id="162" w:name="_Toc233970211"/>
       <w:r>
         <w:t>12. MANUTENÇÃO DE PRIMEIRO NÍVEL</w:t>
       </w:r>
-      <w:bookmarkEnd w:id="166"/>
+      <w:bookmarkEnd w:id="162"/>
     </w:p>
     <w:p>
       <w:pPr>
         <w:pStyle w:val="Ttulo1"/>
       </w:pPr>
-      <w:bookmarkStart w:id="167" w:name="_Toc233795980"/>
-      <w:bookmarkStart w:id="168" w:name="_Toc233970212"/>
+      <w:bookmarkStart w:id="163" w:name="_Toc233795980"/>
+      <w:bookmarkStart w:id="164" w:name="_Toc233970212"/>
       <w:r>
         <w:t>12.1 Programa de Manutenção</w:t>
       </w:r>
-      <w:bookmarkEnd w:id="167"/>
-      <w:bookmarkEnd w:id="168"/>
+      <w:bookmarkEnd w:id="163"/>
+      <w:bookmarkEnd w:id="164"/>
     </w:p>
     <w:tbl>
       <w:tblPr>
@@ -12363,13 +13230,94 @@
       <w:pPr>
         <w:pStyle w:val="Ttulo1"/>
       </w:pPr>
-      <w:bookmarkStart w:id="169" w:name="_Toc233795981"/>
-      <w:bookmarkStart w:id="170" w:name="_Toc233970213"/>
+      <w:bookmarkStart w:id="165" w:name="_Toc233795981"/>
+      <w:bookmarkStart w:id="166" w:name="_Toc233970213"/>
       <w:r>
         <w:t>12.2 Manutenção Corretiva</w:t>
+      </w:r>
+      <w:bookmarkEnd w:id="165"/>
+      <w:bookmarkEnd w:id="166"/>
+    </w:p>
+    <w:p>
+      <w:pPr>
+        <w:spacing w:after="240"/>
+        <w:ind w:firstLine="709"/>
+        <w:jc w:val="both"/>
+      </w:pPr>
+      <w:r>
+        <w:lastRenderedPageBreak/>
+        <w:t>Qualquer não conformidade identificada em inspeção pré-voo, pós-voo ou durante a missão (seções 7.2, 11.1 e 10) deve gerar registro de manutenção corretiva, sendo vedada a liberação da aeronave para nova missão sem a devida resolução, registro da ação tomada e aprovação do Responsável Técnico de Manutenção (MGO – Responsabilidades). Reparos de nível avançado (depot-level) são restritos ao fabricante ou a centro de manutenção por ele autorizado, conforme exclusão estabelecida na seção 1.1.2.</w:t>
+      </w:r>
+    </w:p>
+    <w:p>
+      <w:pPr>
+        <w:pStyle w:val="Ttulo1"/>
+      </w:pPr>
+      <w:bookmarkStart w:id="167" w:name="_Toc233970214"/>
+      <w:r>
+        <w:t>12.3 Baterias – Especificações e Cuidados do Elios 2</w:t>
+      </w:r>
+      <w:bookmarkEnd w:id="167"/>
+    </w:p>
+    <w:p>
+      <w:pPr>
+        <w:pStyle w:val="PargrafodaLista"/>
+        <w:numPr>
+          <w:ilvl w:val="0"/>
+          <w:numId w:val="240"/>
+        </w:numPr>
+        <w:spacing w:after="240"/>
+        <w:jc w:val="both"/>
+      </w:pPr>
+      <w:r>
+        <w:t>Utilizar exclusivamente carregadores balanceados homologados pelo fabricante, nunca excedendo os parâmetros de tensão e corrente especificados;</w:t>
+      </w:r>
+    </w:p>
+    <w:p>
+      <w:pPr>
+        <w:pStyle w:val="PargrafodaLista"/>
+        <w:numPr>
+          <w:ilvl w:val="0"/>
+          <w:numId w:val="243"/>
+        </w:numPr>
+        <w:spacing w:after="240"/>
+        <w:jc w:val="both"/>
+      </w:pPr>
+      <w:r>
+        <w:t>Respeitar a vida útil de referência de até 50 ciclos de carga (bateria padrão), monitorando a degradação de capacidade ao longo do tempo mediante o sistema inteligente de monitoramento de estado de carga (SOC) integrado à bateria.</w:t>
+      </w:r>
+    </w:p>
+    <w:p>
+      <w:pPr>
+        <w:pStyle w:val="Ttulo1"/>
+        <w:spacing w:after="200"/>
+      </w:pPr>
+      <w:bookmarkStart w:id="168" w:name="_Toc233970215"/>
+      <w:r>
+        <w:t>13. REGISTROS OPERACIONAIS</w:t>
+      </w:r>
+      <w:bookmarkEnd w:id="168"/>
+    </w:p>
+    <w:p>
+      <w:pPr>
+        <w:pStyle w:val="Ttulo1"/>
+        <w:jc w:val="both"/>
+        <w:rPr>
+          <w:szCs w:val="24"/>
+        </w:rPr>
+      </w:pPr>
+      <w:bookmarkStart w:id="169" w:name="_Toc233460350"/>
+      <w:bookmarkStart w:id="170" w:name="_Toc233795986"/>
+      <w:bookmarkStart w:id="171" w:name="_Toc233970216"/>
+      <w:r>
+        <w:rPr>
+          <w:szCs w:val="24"/>
+        </w:rPr>
+        <w:t>13.1 Registro das Horas de Operação</w:t>
       </w:r>
       <w:bookmarkEnd w:id="169"/>
       <w:bookmarkEnd w:id="170"/>
+      <w:bookmarkEnd w:id="171"/>
     </w:p>
     <w:p>
       <w:pPr>
@@ -12378,46 +13326,70 @@
         <w:jc w:val="both"/>
       </w:pPr>
       <w:r>
-        <w:t>Qualquer não conformidade identificada em inspeção pré-voo, pós-voo ou durante a missão (seções 7.2, 11.1 e 10) deve gerar registro de manutenção corretiva, sendo vedada a liberação da aeronave para nova missão sem a devida resolução, registro da ação tomada e aprovação do Responsável Técnico de Manutenção (MGO – Responsabilidades). Reparos de nível avançado (depot-level) são restritos ao fabricante ou a centro de manutenção por ele autorizado, conforme exclusão estabelecida na seção 1.1.2.</w:t>
+        <w:t>O registro sistemático das horas de operação da aeronave constitui base para a gestão de manutenção preventiva (seção 12), para o controle de vida útil de componentes e para a rastreabilidade exigida por auditorias de clientes industriais.</w:t>
+      </w:r>
+    </w:p>
+    <w:p>
+      <w:pPr>
+        <w:pStyle w:val="PargrafodaLista"/>
+        <w:numPr>
+          <w:ilvl w:val="0"/>
+          <w:numId w:val="247"/>
+        </w:numPr>
+        <w:spacing w:after="240"/>
+        <w:jc w:val="both"/>
+      </w:pPr>
+      <w:r>
+        <w:t>Cada missão deve ser registrada em Diário de Bordo eletrônico ou físico, contendo, no mínimo: data, local, ativo inspecionado, equipe envolvida, configuração de carga útil utilizada, horário de início e término do voo, tempo total de voo acumulado e principais observações do debriefing operacional (MGO);</w:t>
+      </w:r>
+    </w:p>
+    <w:p>
+      <w:pPr>
+        <w:pStyle w:val="PargrafodaLista"/>
+        <w:numPr>
+          <w:ilvl w:val="0"/>
+          <w:numId w:val="248"/>
+        </w:numPr>
+        <w:spacing w:after="240"/>
+        <w:jc w:val="both"/>
+      </w:pPr>
+      <w:r>
+        <w:t>O registro deve permitir o cálculo cumulativo de horas de voo por aeronave, por bateria e por hélice, de forma a alimentar automaticamente os critérios de manutenção preventiva do seção 12;</w:t>
+      </w:r>
+    </w:p>
+    <w:p>
+      <w:pPr>
+        <w:pStyle w:val="PargrafodaLista"/>
+        <w:numPr>
+          <w:ilvl w:val="0"/>
+          <w:numId w:val="249"/>
+        </w:numPr>
+        <w:spacing w:after="240"/>
+        <w:jc w:val="both"/>
+      </w:pPr>
+      <w:r>
+        <w:t>Discrepâncias entre o tempo de voo registrado pelo Diário de Bordo e o tempo registrado pela telemetria da aeronave devem ser investigadas e justificadas.</w:t>
       </w:r>
     </w:p>
     <w:p>
       <w:pPr>
         <w:pStyle w:val="Ttulo1"/>
       </w:pPr>
-      <w:bookmarkStart w:id="171" w:name="_Toc233970214"/>
-      <w:r>
-        <w:t>12.3 Baterias – Especificações e Cuidados do Elios 2</w:t>
-      </w:r>
-      <w:bookmarkEnd w:id="171"/>
-    </w:p>
-    <w:p>
-      <w:pPr>
-        <w:pStyle w:val="PargrafodaLista"/>
-        <w:numPr>
-          <w:ilvl w:val="0"/>
-          <w:numId w:val="240"/>
-        </w:numPr>
-        <w:spacing w:after="240"/>
+      <w:bookmarkStart w:id="172" w:name="_Toc233970217"/>
+      <w:r>
+        <w:t>14. SUPLEMENTOS</w:t>
+      </w:r>
+      <w:bookmarkEnd w:id="172"/>
+    </w:p>
+    <w:p>
+      <w:pPr>
+        <w:spacing w:after="240"/>
+        <w:ind w:firstLine="709"/>
         <w:jc w:val="both"/>
       </w:pPr>
       <w:r>
         <w:lastRenderedPageBreak/>
-        <w:t>Utilizar exclusivamente carregadores balanceados homologados pelo fabricante, nunca excedendo os parâmetros de tensão e corrente especificados;</w:t>
-      </w:r>
-    </w:p>
-    <w:p>
-      <w:pPr>
-        <w:pStyle w:val="PargrafodaLista"/>
-        <w:numPr>
-          <w:ilvl w:val="0"/>
-          <w:numId w:val="243"/>
-        </w:numPr>
-        <w:spacing w:after="240"/>
-        <w:jc w:val="both"/>
-      </w:pPr>
-      <w:r>
-        <w:t>Respeitar a vida útil de referência de até 50 ciclos de carga (bateria padrão), monitorando a degradação de capacidade ao longo do tempo mediante o sistema inteligente de monitoramento de estado de carga (SOC) integrado à bateria.</w:t>
+        <w:t>Constituem suplementos técnicos deste POP a documentação do fabricante aplicável ao veículo Elios 2 e os guias operacionais específicos por tipologia de ativo inspecionado. Os formulários corporativos de uso transversal a todos os veículos (avaliação de risco, briefing, diário de bordo, registro e investigação de ocorrências, permissão de trabalho, termo de adesão e indicadores operacionais) constam do Manual Geral de Operações (MGO).</w:t>
       </w:r>
     </w:p>
     <w:p>
@@ -12425,115 +13397,11 @@
         <w:pStyle w:val="Ttulo1"/>
         <w:spacing w:after="200"/>
       </w:pPr>
-      <w:bookmarkStart w:id="172" w:name="_Toc233970215"/>
-      <w:r>
-        <w:t>13. REGISTROS OPERACIONAIS</w:t>
-      </w:r>
-      <w:bookmarkEnd w:id="172"/>
-    </w:p>
-    <w:p>
-      <w:pPr>
-        <w:pStyle w:val="Ttulo1"/>
-        <w:jc w:val="both"/>
-        <w:rPr>
-          <w:szCs w:val="24"/>
-        </w:rPr>
-      </w:pPr>
-      <w:bookmarkStart w:id="173" w:name="_Toc233460350"/>
-      <w:bookmarkStart w:id="174" w:name="_Toc233795986"/>
-      <w:bookmarkStart w:id="175" w:name="_Toc233970216"/>
-      <w:r>
-        <w:rPr>
-          <w:szCs w:val="24"/>
-        </w:rPr>
-        <w:t>13.1 Registro das Horas de Operação</w:t>
+      <w:bookmarkStart w:id="173" w:name="_Toc233970218"/>
+      <w:r>
+        <w:t>14.1 Documentação do Fabricante Flyability</w:t>
       </w:r>
       <w:bookmarkEnd w:id="173"/>
-      <w:bookmarkEnd w:id="174"/>
-      <w:bookmarkEnd w:id="175"/>
-    </w:p>
-    <w:p>
-      <w:pPr>
-        <w:spacing w:after="240"/>
-        <w:ind w:firstLine="709"/>
-        <w:jc w:val="both"/>
-      </w:pPr>
-      <w:r>
-        <w:t>O registro sistemático das horas de operação da aeronave constitui base para a gestão de manutenção preventiva (seção 12), para o controle de vida útil de componentes e para a rastreabilidade exigida por auditorias de clientes industriais.</w:t>
-      </w:r>
-    </w:p>
-    <w:p>
-      <w:pPr>
-        <w:pStyle w:val="PargrafodaLista"/>
-        <w:numPr>
-          <w:ilvl w:val="0"/>
-          <w:numId w:val="247"/>
-        </w:numPr>
-        <w:spacing w:after="240"/>
-        <w:jc w:val="both"/>
-      </w:pPr>
-      <w:r>
-        <w:t>Cada missão deve ser registrada em Diário de Bordo eletrônico ou físico, contendo, no mínimo: data, local, ativo inspecionado, equipe envolvida, configuração de carga útil utilizada, horário de início e término do voo, tempo total de voo acumulado e principais observações do debriefing operacional (MGO);</w:t>
-      </w:r>
-    </w:p>
-    <w:p>
-      <w:pPr>
-        <w:pStyle w:val="PargrafodaLista"/>
-        <w:numPr>
-          <w:ilvl w:val="0"/>
-          <w:numId w:val="248"/>
-        </w:numPr>
-        <w:spacing w:after="240"/>
-        <w:jc w:val="both"/>
-      </w:pPr>
-      <w:r>
-        <w:t>O registro deve permitir o cálculo cumulativo de horas de voo por aeronave, por bateria e por hélice, de forma a alimentar automaticamente os critérios de manutenção preventiva do seção 12;</w:t>
-      </w:r>
-    </w:p>
-    <w:p>
-      <w:pPr>
-        <w:pStyle w:val="PargrafodaLista"/>
-        <w:numPr>
-          <w:ilvl w:val="0"/>
-          <w:numId w:val="249"/>
-        </w:numPr>
-        <w:spacing w:after="240"/>
-        <w:jc w:val="both"/>
-      </w:pPr>
-      <w:r>
-        <w:t>Discrepâncias entre o tempo de voo registrado pelo Diário de Bordo e o tempo registrado pela telemetria da aeronave devem ser investigadas e justificadas.</w:t>
-      </w:r>
-    </w:p>
-    <w:p>
-      <w:pPr>
-        <w:pStyle w:val="Ttulo1"/>
-      </w:pPr>
-      <w:bookmarkStart w:id="176" w:name="_Toc233970217"/>
-      <w:r>
-        <w:t>14. SUPLEMENTOS</w:t>
-      </w:r>
-      <w:bookmarkEnd w:id="176"/>
-    </w:p>
-    <w:p>
-      <w:pPr>
-        <w:spacing w:after="240"/>
-        <w:ind w:firstLine="709"/>
-        <w:jc w:val="both"/>
-      </w:pPr>
-      <w:r>
-        <w:t>Constituem suplementos técnicos deste POP a documentação do fabricante aplicável ao veículo Elios 2 e os guias operacionais específicos por tipologia de ativo inspecionado. Os formulários corporativos de uso transversal a todos os veículos (avaliação de risco, briefing, diário de bordo, registro e investigação de ocorrências, permissão de trabalho, termo de adesão e indicadores operacionais) constam do Manual Geral de Operações (MGO).</w:t>
-      </w:r>
-    </w:p>
-    <w:p>
-      <w:pPr>
-        <w:pStyle w:val="Ttulo1"/>
-        <w:spacing w:after="200"/>
-      </w:pPr>
-      <w:bookmarkStart w:id="177" w:name="_Toc233970218"/>
-      <w:r>
-        <w:t>14.1 Documentação do Fabricante Flyability</w:t>
-      </w:r>
-      <w:bookmarkEnd w:id="177"/>
     </w:p>
     <w:p>
       <w:pPr>
@@ -12571,7 +13439,6 @@
           <w:b/>
           <w:bCs/>
         </w:rPr>
-        <w:lastRenderedPageBreak/>
         <w:t xml:space="preserve">Flyability Elios 2 - Technical Specifications </w:t>
       </w:r>
       <w:r>
@@ -12655,11 +13522,11 @@
       <w:pPr>
         <w:pStyle w:val="Ttulo1"/>
       </w:pPr>
-      <w:bookmarkStart w:id="178" w:name="_Toc233970219"/>
+      <w:bookmarkStart w:id="174" w:name="_Toc233970219"/>
       <w:r>
         <w:t>14.2 Formulários Específicos do Elios 2</w:t>
       </w:r>
-      <w:bookmarkEnd w:id="178"/>
+      <w:bookmarkEnd w:id="174"/>
     </w:p>
     <w:p>
       <w:pPr>
@@ -12740,6 +13607,7 @@
           <w:sz w:val="20"/>
           <w:szCs w:val="20"/>
         </w:rPr>
+        <w:lastRenderedPageBreak/>
         <w:t>Este Manual de Procedimentos Operacionais Padrão é um documento vivo da XD4Solutions, sujeito a revisão contínua à luz da experiência operacional, de alterações regulatórias e de atualizações tecnológicas do veículo Flyability Elios 2.</w:t>
       </w:r>
     </w:p>
